--- a/data/Themenlisten-Vorlagen/Themenliste_Personalwirtschaft.docx
+++ b/data/Themenlisten-Vorlagen/Themenliste_Personalwirtschaft.docx
@@ -1,6 +1,6 @@
 
 <file path=word/document.xml><?xml version="1.0" encoding="utf-8"?>
-<w:document xmlns:wpc="http://schemas.microsoft.com/office/word/2010/wordprocessingCanvas" xmlns:cx="http://schemas.microsoft.com/office/drawing/2014/chartex" xmlns:cx1="http://schemas.microsoft.com/office/drawing/2015/9/8/chartex" xmlns:cx2="http://schemas.microsoft.com/office/drawing/2015/10/21/chartex" xmlns:cx3="http://schemas.microsoft.com/office/drawing/2016/5/9/chartex" xmlns:cx4="http://schemas.microsoft.com/office/drawing/2016/5/10/chartex" xmlns:cx5="http://schemas.microsoft.com/office/drawing/2016/5/11/chartex" xmlns:cx6="http://schemas.microsoft.com/office/drawing/2016/5/12/chartex" xmlns:cx7="http://schemas.microsoft.com/office/drawing/2016/5/13/chartex" xmlns:cx8="http://schemas.microsoft.com/office/drawing/2016/5/14/chartex" xmlns:mc="http://schemas.openxmlformats.org/markup-compatibility/2006" xmlns:aink="http://schemas.microsoft.com/office/drawing/2016/ink" xmlns:am3d="http://schemas.microsoft.com/office/drawing/2017/model3d" xmlns:o="urn:schemas-microsoft-com:office:office" xmlns:oel="http://schemas.microsoft.com/office/2019/extlst" xmlns:r="http://schemas.openxmlformats.org/officeDocument/2006/relationships" xmlns:m="http://schemas.openxmlformats.org/officeDocument/2006/math" xmlns:v="urn:schemas-microsoft-com:vml" xmlns:wp14="http://schemas.microsoft.com/office/word/2010/wordprocessingDrawing" xmlns:wp="http://schemas.openxmlformats.org/drawingml/2006/wordprocessingDrawing" xmlns:w10="urn:schemas-microsoft-com:office:word" xmlns:w="http://schemas.openxmlformats.org/wordprocessingml/2006/main" xmlns:w14="http://schemas.microsoft.com/office/word/2010/wordml" xmlns:w15="http://schemas.microsoft.com/office/word/2012/wordml" xmlns:w16cex="http://schemas.microsoft.com/office/word/2018/wordml/cex" xmlns:w16cid="http://schemas.microsoft.com/office/word/2016/wordml/cid" xmlns:w16="http://schemas.microsoft.com/office/word/2018/wordml" xmlns:w16du="http://schemas.microsoft.com/office/word/2023/wordml/word16du" xmlns:w16sdtdh="http://schemas.microsoft.com/office/word/2020/wordml/sdtdatahash" xmlns:w16sdtfl="http://schemas.microsoft.com/office/word/2024/wordml/sdtformatlock" xmlns:w16se="http://schemas.microsoft.com/office/word/2015/wordml/symex" xmlns:wpg="http://schemas.microsoft.com/office/word/2010/wordprocessingGroup" xmlns:wpi="http://schemas.microsoft.com/office/word/2010/wordprocessingInk" xmlns:wne="http://schemas.microsoft.com/office/word/2006/wordml" xmlns:wps="http://schemas.microsoft.com/office/word/2010/wordprocessingShape" mc:Ignorable="w14 w15 w16se w16cid w16 w16cex w16sdtdh w16sdtfl w16du wp14">
+<w:document xmlns:wpc="http://schemas.microsoft.com/office/word/2010/wordprocessingCanvas" xmlns:cx="http://schemas.microsoft.com/office/drawing/2014/chartex" xmlns:cx1="http://schemas.microsoft.com/office/drawing/2015/9/8/chartex" xmlns:cx2="http://schemas.microsoft.com/office/drawing/2015/10/21/chartex" xmlns:cx3="http://schemas.microsoft.com/office/drawing/2016/5/9/chartex" xmlns:cx4="http://schemas.microsoft.com/office/drawing/2016/5/10/chartex" xmlns:cx5="http://schemas.microsoft.com/office/drawing/2016/5/11/chartex" xmlns:cx6="http://schemas.microsoft.com/office/drawing/2016/5/12/chartex" xmlns:cx7="http://schemas.microsoft.com/office/drawing/2016/5/13/chartex" xmlns:cx8="http://schemas.microsoft.com/office/drawing/2016/5/14/chartex" xmlns:mc="http://schemas.openxmlformats.org/markup-compatibility/2006" xmlns:aink="http://schemas.microsoft.com/office/drawing/2016/ink" xmlns:am3d="http://schemas.microsoft.com/office/drawing/2017/model3d" xmlns:o="urn:schemas-microsoft-com:office:office" xmlns:oel="http://schemas.microsoft.com/office/2019/extlst" xmlns:r="http://schemas.openxmlformats.org/officeDocument/2006/relationships" xmlns:m="http://schemas.openxmlformats.org/officeDocument/2006/math" xmlns:v="urn:schemas-microsoft-com:vml" xmlns:wp14="http://schemas.microsoft.com/office/word/2010/wordprocessingDrawing" xmlns:wp="http://schemas.openxmlformats.org/drawingml/2006/wordprocessingDrawing" xmlns:w10="urn:schemas-microsoft-com:office:word" xmlns:w="http://schemas.openxmlformats.org/wordprocessingml/2006/main" xmlns:w14="http://schemas.microsoft.com/office/word/2010/wordml" xmlns:w15="http://schemas.microsoft.com/office/word/2012/wordml" xmlns:w16cex="http://schemas.microsoft.com/office/word/2018/wordml/cex" xmlns:w16cid="http://schemas.microsoft.com/office/word/2016/wordml/cid" xmlns:w16="http://schemas.microsoft.com/office/word/2018/wordml" xmlns:w16sdtdh="http://schemas.microsoft.com/office/word/2020/wordml/sdtdatahash" xmlns:w16se="http://schemas.microsoft.com/office/word/2015/wordml/symex" xmlns:wpg="http://schemas.microsoft.com/office/word/2010/wordprocessingGroup" xmlns:wpi="http://schemas.microsoft.com/office/word/2010/wordprocessingInk" xmlns:wne="http://schemas.microsoft.com/office/word/2006/wordml" xmlns:wps="http://schemas.microsoft.com/office/word/2010/wordprocessingShape" mc:Ignorable="w14 w15 w16se w16cid w16 w16cex w16sdtdh wp14">
   <w:body>
     <w:tbl>
       <w:tblPr>
@@ -82,7 +82,28 @@
                 <w:sz w:val="20"/>
                 <w:szCs w:val="20"/>
               </w:rPr>
-              <w:t>Lernsituation, Arbeitsaufträge und vertiefende Aufgaben</w:t>
+              <w:t>Lernsituation</w:t>
+            </w:r>
+            <w:r>
+              <w:rPr>
+                <w:rStyle w:val="Funotenzeichen"/>
+                <w:rFonts w:ascii="Aptos Narrow" w:hAnsi="Aptos Narrow"/>
+                <w:b/>
+                <w:color w:val="244061" w:themeColor="accent1" w:themeShade="80"/>
+                <w:sz w:val="20"/>
+                <w:szCs w:val="20"/>
+              </w:rPr>
+              <w:footnoteReference w:id="1"/>
+            </w:r>
+            <w:r>
+              <w:rPr>
+                <w:rFonts w:ascii="Aptos Narrow" w:hAnsi="Aptos Narrow"/>
+                <w:b/>
+                <w:color w:val="244061" w:themeColor="accent1" w:themeShade="80"/>
+                <w:sz w:val="20"/>
+                <w:szCs w:val="20"/>
+              </w:rPr>
+              <w:t>, Arbeitsaufträge und vertiefende Aufgaben</w:t>
             </w:r>
           </w:p>
         </w:tc>
@@ -1804,6 +1825,1495 @@
                 <w:szCs w:val="28"/>
               </w:rPr>
               <w:id w:val="412899013"/>
+              <w14:checkbox>
+                <w14:checked w14:val="0"/>
+                <w14:checkedState w14:val="2612" w14:font="MS Gothic"/>
+                <w14:uncheckedState w14:val="2610" w14:font="MS Gothic"/>
+              </w14:checkbox>
+            </w:sdtPr>
+            <w:sdtEndPr/>
+            <w:sdtContent>
+              <w:p>
+                <w:pPr>
+                  <w:jc w:val="center"/>
+                  <w:rPr>
+                    <w:rFonts w:ascii="MS Gothic" w:eastAsia="MS Gothic" w:hAnsi="MS Gothic"/>
+                    <w:color w:val="244061" w:themeColor="accent1" w:themeShade="80"/>
+                    <w:sz w:val="28"/>
+                    <w:szCs w:val="28"/>
+                  </w:rPr>
+                </w:pPr>
+                <w:r>
+                  <w:rPr>
+                    <w:rFonts w:ascii="MS Gothic" w:eastAsia="MS Gothic" w:hAnsi="MS Gothic"/>
+                    <w:color w:val="244061" w:themeColor="accent1" w:themeShade="80"/>
+                    <w:sz w:val="28"/>
+                    <w:szCs w:val="28"/>
+                  </w:rPr>
+                  <w:t>☐</w:t>
+                </w:r>
+              </w:p>
+            </w:sdtContent>
+          </w:sdt>
+        </w:tc>
+        <w:tc>
+          <w:tcPr>
+            <w:tcW w:w="1559" w:type="dxa"/>
+          </w:tcPr>
+          <w:p>
+            <w:pPr>
+              <w:jc w:val="center"/>
+              <w:rPr>
+                <w:rFonts w:ascii="MS Gothic" w:eastAsia="MS Gothic" w:hAnsi="MS Gothic"/>
+                <w:color w:val="244061" w:themeColor="accent1" w:themeShade="80"/>
+                <w:sz w:val="28"/>
+                <w:szCs w:val="28"/>
+              </w:rPr>
+            </w:pPr>
+          </w:p>
+        </w:tc>
+      </w:tr>
+    </w:tbl>
+    <w:p>
+      <w:pPr>
+        <w:spacing w:after="200" w:line="276" w:lineRule="auto"/>
+        <w:rPr>
+          <w:sz w:val="16"/>
+          <w:szCs w:val="16"/>
+        </w:rPr>
+      </w:pPr>
+      <w:r>
+        <w:rPr>
+          <w:sz w:val="16"/>
+          <w:szCs w:val="16"/>
+        </w:rPr>
+        <w:br w:type="page"/>
+      </w:r>
+    </w:p>
+    <w:tbl>
+      <w:tblPr>
+        <w:tblStyle w:val="Tabellenraster"/>
+        <w:tblW w:w="5011" w:type="pct"/>
+        <w:tblLayout w:type="fixed"/>
+        <w:tblCellMar>
+          <w:top w:w="57" w:type="dxa"/>
+          <w:left w:w="57" w:type="dxa"/>
+          <w:bottom w:w="57" w:type="dxa"/>
+          <w:right w:w="57" w:type="dxa"/>
+        </w:tblCellMar>
+        <w:tblLook w:val="04A0" w:firstRow="1" w:lastRow="0" w:firstColumn="1" w:lastColumn="0" w:noHBand="0" w:noVBand="1"/>
+      </w:tblPr>
+      <w:tblGrid>
+        <w:gridCol w:w="2991"/>
+        <w:gridCol w:w="6502"/>
+        <w:gridCol w:w="1559"/>
+        <w:gridCol w:w="1559"/>
+        <w:gridCol w:w="1559"/>
+        <w:gridCol w:w="1559"/>
+      </w:tblGrid>
+      <w:tr>
+        <w:trPr>
+          <w:cantSplit/>
+          <w:trHeight w:val="567"/>
+          <w:tblHeader/>
+        </w:trPr>
+        <w:tc>
+          <w:tcPr>
+            <w:tcW w:w="2991" w:type="dxa"/>
+            <w:shd w:val="clear" w:color="auto" w:fill="B8CCE4" w:themeFill="accent1" w:themeFillTint="66"/>
+            <w:vAlign w:val="center"/>
+          </w:tcPr>
+          <w:p>
+            <w:pPr>
+              <w:rPr>
+                <w:rFonts w:ascii="Aptos Narrow" w:hAnsi="Aptos Narrow"/>
+                <w:b/>
+                <w:color w:val="244061" w:themeColor="accent1" w:themeShade="80"/>
+                <w:sz w:val="20"/>
+                <w:szCs w:val="20"/>
+              </w:rPr>
+            </w:pPr>
+            <w:r>
+              <w:rPr>
+                <w:rFonts w:ascii="Aptos Narrow" w:hAnsi="Aptos Narrow"/>
+                <w:b/>
+                <w:color w:val="244061" w:themeColor="accent1" w:themeShade="80"/>
+                <w:sz w:val="20"/>
+                <w:szCs w:val="20"/>
+              </w:rPr>
+              <w:lastRenderedPageBreak/>
+              <w:t>Themen</w:t>
+            </w:r>
+          </w:p>
+        </w:tc>
+        <w:tc>
+          <w:tcPr>
+            <w:tcW w:w="6502" w:type="dxa"/>
+            <w:shd w:val="clear" w:color="auto" w:fill="B8CCE4" w:themeFill="accent1" w:themeFillTint="66"/>
+            <w:vAlign w:val="center"/>
+          </w:tcPr>
+          <w:p>
+            <w:pPr>
+              <w:jc w:val="center"/>
+              <w:rPr>
+                <w:rFonts w:ascii="Aptos Narrow" w:hAnsi="Aptos Narrow"/>
+                <w:b/>
+                <w:color w:val="244061" w:themeColor="accent1" w:themeShade="80"/>
+                <w:sz w:val="20"/>
+                <w:szCs w:val="20"/>
+              </w:rPr>
+            </w:pPr>
+            <w:r>
+              <w:rPr>
+                <w:rFonts w:ascii="Aptos Narrow" w:hAnsi="Aptos Narrow"/>
+                <w:b/>
+                <w:color w:val="244061" w:themeColor="accent1" w:themeShade="80"/>
+                <w:sz w:val="20"/>
+                <w:szCs w:val="20"/>
+              </w:rPr>
+              <w:t>Lernsituation, Arbeitsaufträge und vertiefende Aufgaben</w:t>
+            </w:r>
+          </w:p>
+        </w:tc>
+        <w:tc>
+          <w:tcPr>
+            <w:tcW w:w="1559" w:type="dxa"/>
+            <w:shd w:val="clear" w:color="auto" w:fill="B8CCE4" w:themeFill="accent1" w:themeFillTint="66"/>
+            <w:vAlign w:val="center"/>
+          </w:tcPr>
+          <w:p>
+            <w:pPr>
+              <w:widowControl w:val="0"/>
+              <w:spacing w:line="259" w:lineRule="auto"/>
+              <w:jc w:val="center"/>
+              <w:rPr>
+                <w:rFonts w:ascii="Aptos Narrow" w:hAnsi="Aptos Narrow"/>
+                <w:b/>
+                <w:color w:val="244061" w:themeColor="accent1" w:themeShade="80"/>
+                <w:sz w:val="20"/>
+                <w:szCs w:val="20"/>
+              </w:rPr>
+            </w:pPr>
+            <w:r>
+              <w:rPr>
+                <w:rFonts w:ascii="Aptos Narrow" w:hAnsi="Aptos Narrow"/>
+                <w:b/>
+                <w:color w:val="244061" w:themeColor="accent1" w:themeShade="80"/>
+                <w:sz w:val="20"/>
+                <w:szCs w:val="20"/>
+              </w:rPr>
+              <w:t>Erledigt am …</w:t>
+            </w:r>
+          </w:p>
+        </w:tc>
+        <w:tc>
+          <w:tcPr>
+            <w:tcW w:w="1559" w:type="dxa"/>
+            <w:shd w:val="clear" w:color="auto" w:fill="B8CCE4" w:themeFill="accent1" w:themeFillTint="66"/>
+            <w:vAlign w:val="center"/>
+          </w:tcPr>
+          <w:p>
+            <w:pPr>
+              <w:jc w:val="center"/>
+              <w:rPr>
+                <w:rFonts w:ascii="Aptos Narrow" w:hAnsi="Aptos Narrow"/>
+                <w:b/>
+                <w:color w:val="244061" w:themeColor="accent1" w:themeShade="80"/>
+                <w:sz w:val="20"/>
+                <w:szCs w:val="20"/>
+              </w:rPr>
+            </w:pPr>
+            <w:r>
+              <w:rPr>
+                <w:rFonts w:ascii="Aptos Narrow" w:hAnsi="Aptos Narrow"/>
+                <w:b/>
+                <w:color w:val="244061" w:themeColor="accent1" w:themeShade="80"/>
+                <w:sz w:val="20"/>
+                <w:szCs w:val="20"/>
+              </w:rPr>
+              <w:t>Feedback</w:t>
+            </w:r>
+          </w:p>
+        </w:tc>
+        <w:tc>
+          <w:tcPr>
+            <w:tcW w:w="1559" w:type="dxa"/>
+            <w:shd w:val="clear" w:color="auto" w:fill="B8CCE4" w:themeFill="accent1" w:themeFillTint="66"/>
+            <w:vAlign w:val="center"/>
+          </w:tcPr>
+          <w:p>
+            <w:pPr>
+              <w:jc w:val="center"/>
+              <w:rPr>
+                <w:rFonts w:ascii="Aptos Narrow" w:hAnsi="Aptos Narrow"/>
+                <w:b/>
+                <w:color w:val="244061" w:themeColor="accent1" w:themeShade="80"/>
+                <w:sz w:val="20"/>
+                <w:szCs w:val="20"/>
+              </w:rPr>
+            </w:pPr>
+            <w:r>
+              <w:rPr>
+                <w:rFonts w:ascii="Aptos Narrow" w:hAnsi="Aptos Narrow"/>
+                <w:b/>
+                <w:color w:val="244061" w:themeColor="accent1" w:themeShade="80"/>
+                <w:sz w:val="20"/>
+                <w:szCs w:val="20"/>
+              </w:rPr>
+              <w:t>Nachbesserung erforderlich</w:t>
+            </w:r>
+          </w:p>
+        </w:tc>
+        <w:tc>
+          <w:tcPr>
+            <w:tcW w:w="1559" w:type="dxa"/>
+            <w:shd w:val="clear" w:color="auto" w:fill="B8CCE4" w:themeFill="accent1" w:themeFillTint="66"/>
+            <w:vAlign w:val="center"/>
+          </w:tcPr>
+          <w:p>
+            <w:pPr>
+              <w:jc w:val="center"/>
+              <w:rPr>
+                <w:rFonts w:ascii="Aptos Narrow" w:hAnsi="Aptos Narrow"/>
+                <w:b/>
+                <w:color w:val="244061" w:themeColor="accent1" w:themeShade="80"/>
+                <w:sz w:val="20"/>
+                <w:szCs w:val="20"/>
+              </w:rPr>
+            </w:pPr>
+            <w:r>
+              <w:rPr>
+                <w:rFonts w:ascii="Aptos Narrow" w:hAnsi="Aptos Narrow"/>
+                <w:b/>
+                <w:color w:val="244061" w:themeColor="accent1" w:themeShade="80"/>
+                <w:sz w:val="20"/>
+                <w:szCs w:val="20"/>
+              </w:rPr>
+              <w:t xml:space="preserve">Unterschrift </w:t>
+            </w:r>
+            <w:r>
+              <w:rPr>
+                <w:rFonts w:ascii="Aptos Narrow" w:hAnsi="Aptos Narrow"/>
+                <w:b/>
+                <w:color w:val="244061" w:themeColor="accent1" w:themeShade="80"/>
+                <w:sz w:val="20"/>
+                <w:szCs w:val="20"/>
+              </w:rPr>
+              <w:br/>
+              <w:t>Ausbildende</w:t>
+            </w:r>
+          </w:p>
+        </w:tc>
+      </w:tr>
+      <w:tr>
+        <w:trPr>
+          <w:cantSplit/>
+          <w:trHeight w:val="227"/>
+          <w:tblHeader/>
+        </w:trPr>
+        <w:tc>
+          <w:tcPr>
+            <w:tcW w:w="15729" w:type="dxa"/>
+            <w:gridSpan w:val="6"/>
+            <w:shd w:val="clear" w:color="auto" w:fill="DBE5F1" w:themeFill="accent1" w:themeFillTint="33"/>
+            <w:vAlign w:val="center"/>
+          </w:tcPr>
+          <w:p>
+            <w:pPr>
+              <w:jc w:val="right"/>
+              <w:rPr>
+                <w:rFonts w:ascii="Aptos Narrow" w:hAnsi="Aptos Narrow"/>
+                <w:b/>
+                <w:color w:val="244061" w:themeColor="accent1" w:themeShade="80"/>
+                <w:sz w:val="18"/>
+                <w:szCs w:val="18"/>
+              </w:rPr>
+            </w:pPr>
+            <w:proofErr w:type="spellStart"/>
+            <w:r>
+              <w:rPr>
+                <w:rFonts w:ascii="Aptos Narrow" w:hAnsi="Aptos Narrow"/>
+                <w:b/>
+                <w:color w:val="244061" w:themeColor="accent1" w:themeShade="80"/>
+                <w:sz w:val="18"/>
+                <w:szCs w:val="18"/>
+              </w:rPr>
+              <w:t>BüroWelt</w:t>
+            </w:r>
+            <w:proofErr w:type="spellEnd"/>
+            <w:r>
+              <w:rPr>
+                <w:rFonts w:ascii="Aptos Narrow" w:hAnsi="Aptos Narrow"/>
+                <w:b/>
+                <w:color w:val="244061" w:themeColor="accent1" w:themeShade="80"/>
+                <w:sz w:val="18"/>
+                <w:szCs w:val="18"/>
+              </w:rPr>
+              <w:t xml:space="preserve"> &amp; </w:t>
+            </w:r>
+            <w:proofErr w:type="spellStart"/>
+            <w:r>
+              <w:rPr>
+                <w:rFonts w:ascii="Aptos Narrow" w:hAnsi="Aptos Narrow"/>
+                <w:b/>
+                <w:color w:val="244061" w:themeColor="accent1" w:themeShade="80"/>
+                <w:sz w:val="18"/>
+                <w:szCs w:val="18"/>
+              </w:rPr>
+              <w:t>BüroMaterial</w:t>
+            </w:r>
+            <w:proofErr w:type="spellEnd"/>
+            <w:r>
+              <w:rPr>
+                <w:rFonts w:ascii="Aptos Narrow" w:hAnsi="Aptos Narrow"/>
+                <w:b/>
+                <w:color w:val="244061" w:themeColor="accent1" w:themeShade="80"/>
+                <w:sz w:val="18"/>
+                <w:szCs w:val="18"/>
+              </w:rPr>
+              <w:t xml:space="preserve"> – Teil 2, Lernfeld 8</w:t>
+            </w:r>
+          </w:p>
+        </w:tc>
+      </w:tr>
+      <w:tr>
+        <w:trPr>
+          <w:cantSplit/>
+          <w:trHeight w:val="1134"/>
+        </w:trPr>
+        <w:tc>
+          <w:tcPr>
+            <w:tcW w:w="2991" w:type="dxa"/>
+            <w:shd w:val="clear" w:color="auto" w:fill="DBE5F1" w:themeFill="accent1" w:themeFillTint="33"/>
+          </w:tcPr>
+          <w:p>
+            <w:pPr>
+              <w:rPr>
+                <w:rFonts w:ascii="Aptos Narrow" w:hAnsi="Aptos Narrow"/>
+                <w:b/>
+                <w:color w:val="244061" w:themeColor="accent1" w:themeShade="80"/>
+              </w:rPr>
+            </w:pPr>
+            <w:r>
+              <w:rPr>
+                <w:rFonts w:ascii="Aptos Narrow" w:hAnsi="Aptos Narrow"/>
+                <w:b/>
+                <w:color w:val="244061" w:themeColor="accent1" w:themeShade="80"/>
+              </w:rPr>
+              <w:t>Personal planen</w:t>
+            </w:r>
+          </w:p>
+        </w:tc>
+        <w:tc>
+          <w:tcPr>
+            <w:tcW w:w="6502" w:type="dxa"/>
+          </w:tcPr>
+          <w:p>
+            <w:pPr>
+              <w:tabs>
+                <w:tab w:val="left" w:pos="989"/>
+              </w:tabs>
+              <w:rPr>
+                <w:rFonts w:ascii="Aptos Narrow" w:hAnsi="Aptos Narrow"/>
+                <w:b/>
+              </w:rPr>
+            </w:pPr>
+            <w:r>
+              <w:rPr>
+                <w:rFonts w:ascii="Aptos Narrow" w:hAnsi="Aptos Narrow"/>
+                <w:b/>
+              </w:rPr>
+              <w:t>Lernsituation 8.1</w:t>
+            </w:r>
+          </w:p>
+          <w:p>
+            <w:pPr>
+              <w:tabs>
+                <w:tab w:val="left" w:pos="989"/>
+              </w:tabs>
+              <w:rPr>
+                <w:rFonts w:ascii="Aptos Narrow" w:hAnsi="Aptos Narrow"/>
+                <w:sz w:val="20"/>
+                <w:szCs w:val="20"/>
+              </w:rPr>
+            </w:pPr>
+            <w:r>
+              <w:rPr>
+                <w:rFonts w:ascii="Aptos Narrow" w:hAnsi="Aptos Narrow"/>
+                <w:sz w:val="20"/>
+                <w:szCs w:val="20"/>
+              </w:rPr>
+              <w:t>Personalplanung vornehmen</w:t>
+            </w:r>
+          </w:p>
+          <w:p>
+            <w:pPr>
+              <w:tabs>
+                <w:tab w:val="left" w:pos="989"/>
+              </w:tabs>
+              <w:rPr>
+                <w:rFonts w:ascii="Aptos Narrow" w:hAnsi="Aptos Narrow"/>
+                <w:b/>
+                <w:sz w:val="10"/>
+                <w:szCs w:val="10"/>
+              </w:rPr>
+            </w:pPr>
+          </w:p>
+          <w:p>
+            <w:pPr>
+              <w:tabs>
+                <w:tab w:val="left" w:pos="989"/>
+                <w:tab w:val="right" w:pos="4533"/>
+              </w:tabs>
+              <w:rPr>
+                <w:rFonts w:ascii="Aptos Narrow" w:hAnsi="Aptos Narrow"/>
+                <w:sz w:val="20"/>
+                <w:szCs w:val="20"/>
+              </w:rPr>
+            </w:pPr>
+            <w:r>
+              <w:rPr>
+                <w:rFonts w:ascii="Aptos Narrow" w:hAnsi="Aptos Narrow"/>
+                <w:sz w:val="20"/>
+                <w:szCs w:val="20"/>
+              </w:rPr>
+              <w:t>Arbeitsauftrag 3a, 3b, 3c, 5a</w:t>
+            </w:r>
+          </w:p>
+          <w:p>
+            <w:pPr>
+              <w:tabs>
+                <w:tab w:val="left" w:pos="989"/>
+                <w:tab w:val="right" w:pos="4533"/>
+              </w:tabs>
+              <w:rPr>
+                <w:rFonts w:ascii="Aptos Narrow" w:hAnsi="Aptos Narrow"/>
+                <w:color w:val="215868" w:themeColor="accent5" w:themeShade="80"/>
+              </w:rPr>
+            </w:pPr>
+            <w:r>
+              <w:rPr>
+                <w:rFonts w:ascii="Aptos Narrow" w:hAnsi="Aptos Narrow"/>
+                <w:sz w:val="20"/>
+                <w:szCs w:val="20"/>
+              </w:rPr>
+              <w:t>Vertiefende Aufgaben 1, 2, 3, 5, 6</w:t>
+            </w:r>
+          </w:p>
+        </w:tc>
+        <w:tc>
+          <w:tcPr>
+            <w:tcW w:w="1559" w:type="dxa"/>
+          </w:tcPr>
+          <w:sdt>
+            <w:sdtPr>
+              <w:rPr>
+                <w:rFonts w:ascii="MS Gothic" w:eastAsia="MS Gothic" w:hAnsi="MS Gothic"/>
+                <w:color w:val="244061" w:themeColor="accent1" w:themeShade="80"/>
+                <w:sz w:val="28"/>
+                <w:szCs w:val="28"/>
+              </w:rPr>
+              <w:id w:val="-1433652915"/>
+              <w14:checkbox>
+                <w14:checked w14:val="0"/>
+                <w14:checkedState w14:val="2612" w14:font="MS Gothic"/>
+                <w14:uncheckedState w14:val="2610" w14:font="MS Gothic"/>
+              </w14:checkbox>
+            </w:sdtPr>
+            <w:sdtEndPr/>
+            <w:sdtContent>
+              <w:p>
+                <w:pPr>
+                  <w:widowControl w:val="0"/>
+                  <w:jc w:val="center"/>
+                  <w:rPr>
+                    <w:rFonts w:ascii="MS Gothic" w:eastAsia="MS Gothic" w:hAnsi="MS Gothic"/>
+                    <w:color w:val="244061" w:themeColor="accent1" w:themeShade="80"/>
+                    <w:sz w:val="28"/>
+                    <w:szCs w:val="28"/>
+                  </w:rPr>
+                </w:pPr>
+                <w:r>
+                  <w:rPr>
+                    <w:rFonts w:ascii="MS Gothic" w:eastAsia="MS Gothic" w:hAnsi="MS Gothic" w:hint="eastAsia"/>
+                    <w:color w:val="244061" w:themeColor="accent1" w:themeShade="80"/>
+                    <w:sz w:val="28"/>
+                    <w:szCs w:val="28"/>
+                  </w:rPr>
+                  <w:t>☐</w:t>
+                </w:r>
+              </w:p>
+            </w:sdtContent>
+          </w:sdt>
+        </w:tc>
+        <w:tc>
+          <w:tcPr>
+            <w:tcW w:w="1559" w:type="dxa"/>
+          </w:tcPr>
+          <w:sdt>
+            <w:sdtPr>
+              <w:rPr>
+                <w:rFonts w:ascii="MS Gothic" w:eastAsia="MS Gothic" w:hAnsi="MS Gothic"/>
+                <w:color w:val="244061" w:themeColor="accent1" w:themeShade="80"/>
+                <w:sz w:val="28"/>
+                <w:szCs w:val="28"/>
+              </w:rPr>
+              <w:id w:val="-658611338"/>
+              <w14:checkbox>
+                <w14:checked w14:val="0"/>
+                <w14:checkedState w14:val="2612" w14:font="MS Gothic"/>
+                <w14:uncheckedState w14:val="2610" w14:font="MS Gothic"/>
+              </w14:checkbox>
+            </w:sdtPr>
+            <w:sdtEndPr/>
+            <w:sdtContent>
+              <w:p>
+                <w:pPr>
+                  <w:widowControl w:val="0"/>
+                  <w:jc w:val="center"/>
+                  <w:rPr>
+                    <w:rFonts w:ascii="MS Gothic" w:eastAsia="MS Gothic" w:hAnsi="MS Gothic"/>
+                    <w:color w:val="244061" w:themeColor="accent1" w:themeShade="80"/>
+                    <w:sz w:val="28"/>
+                    <w:szCs w:val="28"/>
+                  </w:rPr>
+                </w:pPr>
+                <w:r>
+                  <w:rPr>
+                    <w:rFonts w:ascii="MS Gothic" w:eastAsia="MS Gothic" w:hAnsi="MS Gothic" w:hint="eastAsia"/>
+                    <w:color w:val="244061" w:themeColor="accent1" w:themeShade="80"/>
+                    <w:sz w:val="28"/>
+                    <w:szCs w:val="28"/>
+                  </w:rPr>
+                  <w:t>☐</w:t>
+                </w:r>
+              </w:p>
+            </w:sdtContent>
+          </w:sdt>
+        </w:tc>
+        <w:tc>
+          <w:tcPr>
+            <w:tcW w:w="1559" w:type="dxa"/>
+          </w:tcPr>
+          <w:sdt>
+            <w:sdtPr>
+              <w:rPr>
+                <w:rFonts w:ascii="MS Gothic" w:eastAsia="MS Gothic" w:hAnsi="MS Gothic"/>
+                <w:color w:val="244061" w:themeColor="accent1" w:themeShade="80"/>
+                <w:sz w:val="28"/>
+                <w:szCs w:val="28"/>
+              </w:rPr>
+              <w:id w:val="-121702388"/>
+              <w14:checkbox>
+                <w14:checked w14:val="0"/>
+                <w14:checkedState w14:val="2612" w14:font="MS Gothic"/>
+                <w14:uncheckedState w14:val="2610" w14:font="MS Gothic"/>
+              </w14:checkbox>
+            </w:sdtPr>
+            <w:sdtEndPr/>
+            <w:sdtContent>
+              <w:p>
+                <w:pPr>
+                  <w:jc w:val="center"/>
+                  <w:rPr>
+                    <w:rFonts w:ascii="MS Gothic" w:eastAsia="MS Gothic" w:hAnsi="MS Gothic"/>
+                    <w:color w:val="244061" w:themeColor="accent1" w:themeShade="80"/>
+                    <w:sz w:val="28"/>
+                    <w:szCs w:val="28"/>
+                  </w:rPr>
+                </w:pPr>
+                <w:r>
+                  <w:rPr>
+                    <w:rFonts w:ascii="MS Gothic" w:eastAsia="MS Gothic" w:hAnsi="MS Gothic"/>
+                    <w:color w:val="244061" w:themeColor="accent1" w:themeShade="80"/>
+                    <w:sz w:val="28"/>
+                    <w:szCs w:val="28"/>
+                  </w:rPr>
+                  <w:t>☐</w:t>
+                </w:r>
+              </w:p>
+            </w:sdtContent>
+          </w:sdt>
+        </w:tc>
+        <w:tc>
+          <w:tcPr>
+            <w:tcW w:w="1559" w:type="dxa"/>
+          </w:tcPr>
+          <w:p>
+            <w:pPr>
+              <w:jc w:val="center"/>
+              <w:rPr>
+                <w:rFonts w:ascii="MS Gothic" w:eastAsia="MS Gothic" w:hAnsi="MS Gothic"/>
+                <w:color w:val="244061" w:themeColor="accent1" w:themeShade="80"/>
+                <w:sz w:val="28"/>
+                <w:szCs w:val="28"/>
+              </w:rPr>
+            </w:pPr>
+          </w:p>
+        </w:tc>
+      </w:tr>
+      <w:tr>
+        <w:trPr>
+          <w:cantSplit/>
+          <w:trHeight w:val="1134"/>
+        </w:trPr>
+        <w:tc>
+          <w:tcPr>
+            <w:tcW w:w="2991" w:type="dxa"/>
+            <w:vMerge w:val="restart"/>
+            <w:shd w:val="clear" w:color="auto" w:fill="DBE5F1" w:themeFill="accent1" w:themeFillTint="33"/>
+          </w:tcPr>
+          <w:p>
+            <w:pPr>
+              <w:rPr>
+                <w:rFonts w:ascii="Aptos Narrow" w:hAnsi="Aptos Narrow"/>
+                <w:b/>
+                <w:color w:val="244061" w:themeColor="accent1" w:themeShade="80"/>
+              </w:rPr>
+            </w:pPr>
+            <w:r>
+              <w:rPr>
+                <w:rFonts w:ascii="Aptos Narrow" w:hAnsi="Aptos Narrow"/>
+                <w:b/>
+                <w:color w:val="244061" w:themeColor="accent1" w:themeShade="80"/>
+              </w:rPr>
+              <w:t>Personal beschaffen</w:t>
+            </w:r>
+          </w:p>
+          <w:p>
+            <w:pPr>
+              <w:rPr>
+                <w:rFonts w:ascii="Aptos Narrow" w:hAnsi="Aptos Narrow"/>
+                <w:bCs/>
+                <w:color w:val="244061" w:themeColor="accent1" w:themeShade="80"/>
+                <w:sz w:val="20"/>
+                <w:szCs w:val="20"/>
+              </w:rPr>
+            </w:pPr>
+          </w:p>
+          <w:p>
+            <w:pPr>
+              <w:rPr>
+                <w:rFonts w:ascii="Aptos Narrow" w:hAnsi="Aptos Narrow"/>
+                <w:b/>
+                <w:color w:val="244061" w:themeColor="accent1" w:themeShade="80"/>
+              </w:rPr>
+            </w:pPr>
+            <w:r>
+              <w:rPr>
+                <w:rFonts w:ascii="Aptos Narrow" w:hAnsi="Aptos Narrow"/>
+                <w:b/>
+                <w:color w:val="244061" w:themeColor="accent1" w:themeShade="80"/>
+                <w:sz w:val="20"/>
+                <w:szCs w:val="20"/>
+              </w:rPr>
+              <w:t>Hinweis:</w:t>
+            </w:r>
+            <w:r>
+              <w:rPr>
+                <w:rFonts w:ascii="Aptos Narrow" w:hAnsi="Aptos Narrow"/>
+                <w:b/>
+                <w:color w:val="244061" w:themeColor="accent1" w:themeShade="80"/>
+                <w:sz w:val="20"/>
+                <w:szCs w:val="20"/>
+              </w:rPr>
+              <w:br/>
+            </w:r>
+            <w:r>
+              <w:rPr>
+                <w:rFonts w:ascii="Aptos Narrow" w:hAnsi="Aptos Narrow"/>
+                <w:color w:val="244061" w:themeColor="accent1" w:themeShade="80"/>
+                <w:sz w:val="20"/>
+                <w:szCs w:val="20"/>
+              </w:rPr>
+              <w:t>Sie benötigen Daten aus der LS 8.3</w:t>
+            </w:r>
+          </w:p>
+        </w:tc>
+        <w:tc>
+          <w:tcPr>
+            <w:tcW w:w="6502" w:type="dxa"/>
+          </w:tcPr>
+          <w:p>
+            <w:pPr>
+              <w:tabs>
+                <w:tab w:val="left" w:pos="989"/>
+              </w:tabs>
+              <w:rPr>
+                <w:rFonts w:ascii="Aptos Narrow" w:hAnsi="Aptos Narrow"/>
+                <w:b/>
+              </w:rPr>
+            </w:pPr>
+            <w:r>
+              <w:rPr>
+                <w:rFonts w:ascii="Aptos Narrow" w:hAnsi="Aptos Narrow"/>
+                <w:b/>
+              </w:rPr>
+              <w:t>Lernsituation 8.2</w:t>
+            </w:r>
+          </w:p>
+          <w:p>
+            <w:pPr>
+              <w:tabs>
+                <w:tab w:val="left" w:pos="989"/>
+              </w:tabs>
+              <w:rPr>
+                <w:rFonts w:ascii="Aptos Narrow" w:hAnsi="Aptos Narrow"/>
+                <w:sz w:val="20"/>
+                <w:szCs w:val="20"/>
+              </w:rPr>
+            </w:pPr>
+            <w:r>
+              <w:rPr>
+                <w:rFonts w:ascii="Aptos Narrow" w:hAnsi="Aptos Narrow"/>
+                <w:sz w:val="20"/>
+                <w:szCs w:val="20"/>
+              </w:rPr>
+              <w:t>Stellenanzeige gestalten</w:t>
+            </w:r>
+          </w:p>
+          <w:p>
+            <w:pPr>
+              <w:tabs>
+                <w:tab w:val="left" w:pos="989"/>
+              </w:tabs>
+              <w:rPr>
+                <w:rFonts w:ascii="Aptos Narrow" w:hAnsi="Aptos Narrow"/>
+                <w:sz w:val="10"/>
+                <w:szCs w:val="10"/>
+              </w:rPr>
+            </w:pPr>
+          </w:p>
+          <w:p>
+            <w:pPr>
+              <w:tabs>
+                <w:tab w:val="left" w:pos="989"/>
+                <w:tab w:val="right" w:pos="4533"/>
+              </w:tabs>
+              <w:rPr>
+                <w:rFonts w:ascii="Aptos Narrow" w:hAnsi="Aptos Narrow"/>
+                <w:sz w:val="20"/>
+                <w:szCs w:val="20"/>
+              </w:rPr>
+            </w:pPr>
+            <w:r>
+              <w:rPr>
+                <w:rFonts w:ascii="Aptos Narrow" w:hAnsi="Aptos Narrow"/>
+                <w:sz w:val="20"/>
+                <w:szCs w:val="20"/>
+              </w:rPr>
+              <w:t>Arbeitsauftrag 1, 2a, 2b, 3b</w:t>
+            </w:r>
+          </w:p>
+          <w:p>
+            <w:pPr>
+              <w:rPr>
+                <w:rFonts w:ascii="Aptos Narrow" w:hAnsi="Aptos Narrow"/>
+                <w:color w:val="215868" w:themeColor="accent5" w:themeShade="80"/>
+              </w:rPr>
+            </w:pPr>
+            <w:r>
+              <w:rPr>
+                <w:rFonts w:ascii="Aptos Narrow" w:hAnsi="Aptos Narrow"/>
+                <w:sz w:val="20"/>
+                <w:szCs w:val="20"/>
+              </w:rPr>
+              <w:t>Vertiefende Aufgaben 2 – 4</w:t>
+            </w:r>
+          </w:p>
+        </w:tc>
+        <w:tc>
+          <w:tcPr>
+            <w:tcW w:w="1559" w:type="dxa"/>
+          </w:tcPr>
+          <w:sdt>
+            <w:sdtPr>
+              <w:rPr>
+                <w:rFonts w:ascii="MS Gothic" w:eastAsia="MS Gothic" w:hAnsi="MS Gothic"/>
+                <w:color w:val="244061" w:themeColor="accent1" w:themeShade="80"/>
+                <w:sz w:val="28"/>
+                <w:szCs w:val="28"/>
+              </w:rPr>
+              <w:id w:val="31234644"/>
+              <w14:checkbox>
+                <w14:checked w14:val="0"/>
+                <w14:checkedState w14:val="2612" w14:font="MS Gothic"/>
+                <w14:uncheckedState w14:val="2610" w14:font="MS Gothic"/>
+              </w14:checkbox>
+            </w:sdtPr>
+            <w:sdtEndPr/>
+            <w:sdtContent>
+              <w:p>
+                <w:pPr>
+                  <w:jc w:val="center"/>
+                  <w:rPr>
+                    <w:rFonts w:ascii="MS Gothic" w:eastAsia="MS Gothic" w:hAnsi="MS Gothic"/>
+                    <w:color w:val="244061" w:themeColor="accent1" w:themeShade="80"/>
+                    <w:sz w:val="28"/>
+                    <w:szCs w:val="28"/>
+                  </w:rPr>
+                </w:pPr>
+                <w:r>
+                  <w:rPr>
+                    <w:rFonts w:ascii="MS Gothic" w:eastAsia="MS Gothic" w:hAnsi="MS Gothic"/>
+                    <w:color w:val="244061" w:themeColor="accent1" w:themeShade="80"/>
+                    <w:sz w:val="28"/>
+                    <w:szCs w:val="28"/>
+                  </w:rPr>
+                  <w:t>☐</w:t>
+                </w:r>
+              </w:p>
+            </w:sdtContent>
+          </w:sdt>
+        </w:tc>
+        <w:tc>
+          <w:tcPr>
+            <w:tcW w:w="1559" w:type="dxa"/>
+          </w:tcPr>
+          <w:sdt>
+            <w:sdtPr>
+              <w:rPr>
+                <w:rFonts w:ascii="MS Gothic" w:eastAsia="MS Gothic" w:hAnsi="MS Gothic"/>
+                <w:color w:val="244061" w:themeColor="accent1" w:themeShade="80"/>
+                <w:sz w:val="28"/>
+                <w:szCs w:val="28"/>
+              </w:rPr>
+              <w:id w:val="-2139013630"/>
+              <w14:checkbox>
+                <w14:checked w14:val="0"/>
+                <w14:checkedState w14:val="2612" w14:font="MS Gothic"/>
+                <w14:uncheckedState w14:val="2610" w14:font="MS Gothic"/>
+              </w14:checkbox>
+            </w:sdtPr>
+            <w:sdtEndPr/>
+            <w:sdtContent>
+              <w:p>
+                <w:pPr>
+                  <w:jc w:val="center"/>
+                  <w:rPr>
+                    <w:rFonts w:ascii="MS Gothic" w:eastAsia="MS Gothic" w:hAnsi="MS Gothic"/>
+                    <w:color w:val="244061" w:themeColor="accent1" w:themeShade="80"/>
+                    <w:sz w:val="28"/>
+                    <w:szCs w:val="28"/>
+                  </w:rPr>
+                </w:pPr>
+                <w:r>
+                  <w:rPr>
+                    <w:rFonts w:ascii="MS Gothic" w:eastAsia="MS Gothic" w:hAnsi="MS Gothic"/>
+                    <w:color w:val="244061" w:themeColor="accent1" w:themeShade="80"/>
+                    <w:sz w:val="28"/>
+                    <w:szCs w:val="28"/>
+                  </w:rPr>
+                  <w:t>☐</w:t>
+                </w:r>
+              </w:p>
+            </w:sdtContent>
+          </w:sdt>
+        </w:tc>
+        <w:tc>
+          <w:tcPr>
+            <w:tcW w:w="1559" w:type="dxa"/>
+          </w:tcPr>
+          <w:sdt>
+            <w:sdtPr>
+              <w:rPr>
+                <w:rFonts w:ascii="MS Gothic" w:eastAsia="MS Gothic" w:hAnsi="MS Gothic"/>
+                <w:color w:val="244061" w:themeColor="accent1" w:themeShade="80"/>
+                <w:sz w:val="28"/>
+                <w:szCs w:val="28"/>
+              </w:rPr>
+              <w:id w:val="-2139717301"/>
+              <w14:checkbox>
+                <w14:checked w14:val="0"/>
+                <w14:checkedState w14:val="2612" w14:font="MS Gothic"/>
+                <w14:uncheckedState w14:val="2610" w14:font="MS Gothic"/>
+              </w14:checkbox>
+            </w:sdtPr>
+            <w:sdtEndPr/>
+            <w:sdtContent>
+              <w:p>
+                <w:pPr>
+                  <w:jc w:val="center"/>
+                  <w:rPr>
+                    <w:rFonts w:ascii="MS Gothic" w:eastAsia="MS Gothic" w:hAnsi="MS Gothic"/>
+                    <w:color w:val="244061" w:themeColor="accent1" w:themeShade="80"/>
+                    <w:sz w:val="28"/>
+                    <w:szCs w:val="28"/>
+                  </w:rPr>
+                </w:pPr>
+                <w:r>
+                  <w:rPr>
+                    <w:rFonts w:ascii="MS Gothic" w:eastAsia="MS Gothic" w:hAnsi="MS Gothic"/>
+                    <w:color w:val="244061" w:themeColor="accent1" w:themeShade="80"/>
+                    <w:sz w:val="28"/>
+                    <w:szCs w:val="28"/>
+                  </w:rPr>
+                  <w:t>☐</w:t>
+                </w:r>
+              </w:p>
+            </w:sdtContent>
+          </w:sdt>
+        </w:tc>
+        <w:tc>
+          <w:tcPr>
+            <w:tcW w:w="1559" w:type="dxa"/>
+          </w:tcPr>
+          <w:p>
+            <w:pPr>
+              <w:jc w:val="center"/>
+              <w:rPr>
+                <w:rFonts w:ascii="MS Gothic" w:eastAsia="MS Gothic" w:hAnsi="MS Gothic"/>
+                <w:color w:val="244061" w:themeColor="accent1" w:themeShade="80"/>
+                <w:sz w:val="28"/>
+                <w:szCs w:val="28"/>
+              </w:rPr>
+            </w:pPr>
+          </w:p>
+        </w:tc>
+      </w:tr>
+      <w:tr>
+        <w:trPr>
+          <w:cantSplit/>
+          <w:trHeight w:val="1134"/>
+        </w:trPr>
+        <w:tc>
+          <w:tcPr>
+            <w:tcW w:w="2991" w:type="dxa"/>
+            <w:vMerge/>
+            <w:shd w:val="clear" w:color="auto" w:fill="DBE5F1" w:themeFill="accent1" w:themeFillTint="33"/>
+          </w:tcPr>
+          <w:p>
+            <w:pPr>
+              <w:rPr>
+                <w:rFonts w:ascii="Aptos Narrow" w:hAnsi="Aptos Narrow"/>
+                <w:b/>
+                <w:color w:val="244061" w:themeColor="accent1" w:themeShade="80"/>
+              </w:rPr>
+            </w:pPr>
+          </w:p>
+        </w:tc>
+        <w:tc>
+          <w:tcPr>
+            <w:tcW w:w="6502" w:type="dxa"/>
+          </w:tcPr>
+          <w:p>
+            <w:pPr>
+              <w:tabs>
+                <w:tab w:val="left" w:pos="989"/>
+              </w:tabs>
+              <w:rPr>
+                <w:rFonts w:ascii="Aptos Narrow" w:hAnsi="Aptos Narrow"/>
+              </w:rPr>
+            </w:pPr>
+            <w:r>
+              <w:rPr>
+                <w:rFonts w:ascii="Aptos Narrow" w:hAnsi="Aptos Narrow"/>
+                <w:b/>
+              </w:rPr>
+              <w:t>Lernsituation 8.4</w:t>
+            </w:r>
+          </w:p>
+          <w:p>
+            <w:pPr>
+              <w:tabs>
+                <w:tab w:val="left" w:pos="989"/>
+              </w:tabs>
+              <w:rPr>
+                <w:rFonts w:ascii="Aptos Narrow" w:hAnsi="Aptos Narrow"/>
+                <w:sz w:val="20"/>
+                <w:szCs w:val="20"/>
+              </w:rPr>
+            </w:pPr>
+            <w:r>
+              <w:rPr>
+                <w:rFonts w:ascii="Aptos Narrow" w:hAnsi="Aptos Narrow"/>
+                <w:sz w:val="20"/>
+                <w:szCs w:val="20"/>
+              </w:rPr>
+              <w:t>Vorstellungsgespräch vorbereiten</w:t>
+            </w:r>
+          </w:p>
+          <w:p>
+            <w:pPr>
+              <w:tabs>
+                <w:tab w:val="left" w:pos="989"/>
+              </w:tabs>
+              <w:rPr>
+                <w:rFonts w:ascii="Aptos Narrow" w:hAnsi="Aptos Narrow"/>
+                <w:sz w:val="10"/>
+                <w:szCs w:val="10"/>
+              </w:rPr>
+            </w:pPr>
+          </w:p>
+          <w:p>
+            <w:pPr>
+              <w:tabs>
+                <w:tab w:val="left" w:pos="989"/>
+                <w:tab w:val="right" w:pos="4533"/>
+              </w:tabs>
+              <w:rPr>
+                <w:rFonts w:ascii="Aptos Narrow" w:hAnsi="Aptos Narrow"/>
+                <w:sz w:val="20"/>
+                <w:szCs w:val="20"/>
+              </w:rPr>
+            </w:pPr>
+            <w:r>
+              <w:rPr>
+                <w:rFonts w:ascii="Aptos Narrow" w:hAnsi="Aptos Narrow"/>
+                <w:sz w:val="20"/>
+                <w:szCs w:val="20"/>
+              </w:rPr>
+              <w:t>Arbeitsauftrag 1</w:t>
+            </w:r>
+          </w:p>
+          <w:p>
+            <w:pPr>
+              <w:tabs>
+                <w:tab w:val="left" w:pos="989"/>
+                <w:tab w:val="right" w:pos="4533"/>
+              </w:tabs>
+              <w:rPr>
+                <w:rFonts w:ascii="Aptos Narrow" w:hAnsi="Aptos Narrow"/>
+                <w:color w:val="215868" w:themeColor="accent5" w:themeShade="80"/>
+                <w:sz w:val="18"/>
+                <w:szCs w:val="18"/>
+              </w:rPr>
+            </w:pPr>
+            <w:r>
+              <w:rPr>
+                <w:rFonts w:ascii="Aptos Narrow" w:hAnsi="Aptos Narrow"/>
+                <w:sz w:val="20"/>
+                <w:szCs w:val="20"/>
+              </w:rPr>
+              <w:t>Vertiefende Aufgaben 1 – 4</w:t>
+            </w:r>
+          </w:p>
+        </w:tc>
+        <w:tc>
+          <w:tcPr>
+            <w:tcW w:w="1559" w:type="dxa"/>
+          </w:tcPr>
+          <w:sdt>
+            <w:sdtPr>
+              <w:rPr>
+                <w:rFonts w:ascii="MS Gothic" w:eastAsia="MS Gothic" w:hAnsi="MS Gothic"/>
+                <w:color w:val="244061" w:themeColor="accent1" w:themeShade="80"/>
+                <w:sz w:val="28"/>
+                <w:szCs w:val="28"/>
+              </w:rPr>
+              <w:id w:val="-1010527762"/>
+              <w14:checkbox>
+                <w14:checked w14:val="0"/>
+                <w14:checkedState w14:val="2612" w14:font="MS Gothic"/>
+                <w14:uncheckedState w14:val="2610" w14:font="MS Gothic"/>
+              </w14:checkbox>
+            </w:sdtPr>
+            <w:sdtEndPr/>
+            <w:sdtContent>
+              <w:p>
+                <w:pPr>
+                  <w:jc w:val="center"/>
+                  <w:rPr>
+                    <w:rFonts w:ascii="MS Gothic" w:eastAsia="MS Gothic" w:hAnsi="MS Gothic"/>
+                    <w:color w:val="244061" w:themeColor="accent1" w:themeShade="80"/>
+                    <w:sz w:val="28"/>
+                    <w:szCs w:val="28"/>
+                  </w:rPr>
+                </w:pPr>
+                <w:r>
+                  <w:rPr>
+                    <w:rFonts w:ascii="MS Gothic" w:eastAsia="MS Gothic" w:hAnsi="MS Gothic"/>
+                    <w:color w:val="244061" w:themeColor="accent1" w:themeShade="80"/>
+                    <w:sz w:val="28"/>
+                    <w:szCs w:val="28"/>
+                  </w:rPr>
+                  <w:t>☐</w:t>
+                </w:r>
+              </w:p>
+            </w:sdtContent>
+          </w:sdt>
+        </w:tc>
+        <w:tc>
+          <w:tcPr>
+            <w:tcW w:w="1559" w:type="dxa"/>
+          </w:tcPr>
+          <w:sdt>
+            <w:sdtPr>
+              <w:rPr>
+                <w:rFonts w:ascii="MS Gothic" w:eastAsia="MS Gothic" w:hAnsi="MS Gothic"/>
+                <w:color w:val="244061" w:themeColor="accent1" w:themeShade="80"/>
+                <w:sz w:val="28"/>
+                <w:szCs w:val="28"/>
+              </w:rPr>
+              <w:id w:val="725955854"/>
+              <w14:checkbox>
+                <w14:checked w14:val="0"/>
+                <w14:checkedState w14:val="2612" w14:font="MS Gothic"/>
+                <w14:uncheckedState w14:val="2610" w14:font="MS Gothic"/>
+              </w14:checkbox>
+            </w:sdtPr>
+            <w:sdtEndPr/>
+            <w:sdtContent>
+              <w:p>
+                <w:pPr>
+                  <w:jc w:val="center"/>
+                  <w:rPr>
+                    <w:rFonts w:ascii="MS Gothic" w:eastAsia="MS Gothic" w:hAnsi="MS Gothic"/>
+                    <w:color w:val="244061" w:themeColor="accent1" w:themeShade="80"/>
+                    <w:sz w:val="28"/>
+                    <w:szCs w:val="28"/>
+                  </w:rPr>
+                </w:pPr>
+                <w:r>
+                  <w:rPr>
+                    <w:rFonts w:ascii="MS Gothic" w:eastAsia="MS Gothic" w:hAnsi="MS Gothic"/>
+                    <w:color w:val="244061" w:themeColor="accent1" w:themeShade="80"/>
+                    <w:sz w:val="28"/>
+                    <w:szCs w:val="28"/>
+                  </w:rPr>
+                  <w:t>☐</w:t>
+                </w:r>
+              </w:p>
+            </w:sdtContent>
+          </w:sdt>
+        </w:tc>
+        <w:tc>
+          <w:tcPr>
+            <w:tcW w:w="1559" w:type="dxa"/>
+          </w:tcPr>
+          <w:sdt>
+            <w:sdtPr>
+              <w:rPr>
+                <w:rFonts w:ascii="MS Gothic" w:eastAsia="MS Gothic" w:hAnsi="MS Gothic"/>
+                <w:color w:val="244061" w:themeColor="accent1" w:themeShade="80"/>
+                <w:sz w:val="28"/>
+                <w:szCs w:val="28"/>
+              </w:rPr>
+              <w:id w:val="-1784792512"/>
+              <w14:checkbox>
+                <w14:checked w14:val="0"/>
+                <w14:checkedState w14:val="2612" w14:font="MS Gothic"/>
+                <w14:uncheckedState w14:val="2610" w14:font="MS Gothic"/>
+              </w14:checkbox>
+            </w:sdtPr>
+            <w:sdtEndPr/>
+            <w:sdtContent>
+              <w:p>
+                <w:pPr>
+                  <w:jc w:val="center"/>
+                  <w:rPr>
+                    <w:rFonts w:ascii="MS Gothic" w:eastAsia="MS Gothic" w:hAnsi="MS Gothic"/>
+                    <w:color w:val="244061" w:themeColor="accent1" w:themeShade="80"/>
+                    <w:sz w:val="28"/>
+                    <w:szCs w:val="28"/>
+                  </w:rPr>
+                </w:pPr>
+                <w:r>
+                  <w:rPr>
+                    <w:rFonts w:ascii="MS Gothic" w:eastAsia="MS Gothic" w:hAnsi="MS Gothic"/>
+                    <w:color w:val="244061" w:themeColor="accent1" w:themeShade="80"/>
+                    <w:sz w:val="28"/>
+                    <w:szCs w:val="28"/>
+                  </w:rPr>
+                  <w:t>☐</w:t>
+                </w:r>
+              </w:p>
+            </w:sdtContent>
+          </w:sdt>
+        </w:tc>
+        <w:tc>
+          <w:tcPr>
+            <w:tcW w:w="1559" w:type="dxa"/>
+          </w:tcPr>
+          <w:p>
+            <w:pPr>
+              <w:jc w:val="center"/>
+              <w:rPr>
+                <w:rFonts w:ascii="MS Gothic" w:eastAsia="MS Gothic" w:hAnsi="MS Gothic"/>
+                <w:color w:val="244061" w:themeColor="accent1" w:themeShade="80"/>
+                <w:sz w:val="28"/>
+                <w:szCs w:val="28"/>
+              </w:rPr>
+            </w:pPr>
+          </w:p>
+        </w:tc>
+      </w:tr>
+      <w:tr>
+        <w:trPr>
+          <w:cantSplit/>
+          <w:trHeight w:val="1247"/>
+        </w:trPr>
+        <w:tc>
+          <w:tcPr>
+            <w:tcW w:w="2991" w:type="dxa"/>
+            <w:shd w:val="clear" w:color="auto" w:fill="DBE5F1" w:themeFill="accent1" w:themeFillTint="33"/>
+          </w:tcPr>
+          <w:p>
+            <w:pPr>
+              <w:rPr>
+                <w:rFonts w:ascii="Aptos Narrow" w:hAnsi="Aptos Narrow"/>
+                <w:b/>
+                <w:color w:val="244061" w:themeColor="accent1" w:themeShade="80"/>
+              </w:rPr>
+            </w:pPr>
+            <w:r>
+              <w:rPr>
+                <w:rFonts w:ascii="Aptos Narrow" w:hAnsi="Aptos Narrow"/>
+                <w:b/>
+                <w:color w:val="244061" w:themeColor="accent1" w:themeShade="80"/>
+              </w:rPr>
+              <w:t>Personal einstellen</w:t>
+            </w:r>
+          </w:p>
+          <w:p>
+            <w:pPr>
+              <w:rPr>
+                <w:rFonts w:ascii="Aptos Narrow" w:hAnsi="Aptos Narrow"/>
+                <w:bCs/>
+                <w:color w:val="244061" w:themeColor="accent1" w:themeShade="80"/>
+                <w:sz w:val="20"/>
+                <w:szCs w:val="20"/>
+              </w:rPr>
+            </w:pPr>
+          </w:p>
+          <w:p>
+            <w:pPr>
+              <w:rPr>
+                <w:rFonts w:ascii="Aptos Narrow" w:hAnsi="Aptos Narrow"/>
+                <w:b/>
+                <w:color w:val="244061" w:themeColor="accent1" w:themeShade="80"/>
+              </w:rPr>
+            </w:pPr>
+            <w:r>
+              <w:rPr>
+                <w:rFonts w:ascii="Aptos Narrow" w:hAnsi="Aptos Narrow"/>
+                <w:b/>
+                <w:color w:val="244061" w:themeColor="accent1" w:themeShade="80"/>
+                <w:sz w:val="20"/>
+                <w:szCs w:val="20"/>
+              </w:rPr>
+              <w:t>Hinweis:</w:t>
+            </w:r>
+            <w:r>
+              <w:rPr>
+                <w:rFonts w:ascii="Aptos Narrow" w:hAnsi="Aptos Narrow"/>
+                <w:b/>
+                <w:color w:val="244061" w:themeColor="accent1" w:themeShade="80"/>
+                <w:sz w:val="20"/>
+                <w:szCs w:val="20"/>
+              </w:rPr>
+              <w:br/>
+            </w:r>
+            <w:r>
+              <w:rPr>
+                <w:rFonts w:ascii="Aptos Narrow" w:hAnsi="Aptos Narrow"/>
+                <w:color w:val="244061" w:themeColor="accent1" w:themeShade="80"/>
+                <w:sz w:val="20"/>
+                <w:szCs w:val="20"/>
+              </w:rPr>
+              <w:t>Sie benötigen Daten aus der LS 8.3</w:t>
+            </w:r>
+          </w:p>
+        </w:tc>
+        <w:tc>
+          <w:tcPr>
+            <w:tcW w:w="6502" w:type="dxa"/>
+          </w:tcPr>
+          <w:p>
+            <w:pPr>
+              <w:tabs>
+                <w:tab w:val="left" w:pos="989"/>
+              </w:tabs>
+              <w:rPr>
+                <w:rFonts w:ascii="Aptos Narrow" w:hAnsi="Aptos Narrow"/>
+                <w:b/>
+              </w:rPr>
+            </w:pPr>
+            <w:r>
+              <w:rPr>
+                <w:rFonts w:ascii="Aptos Narrow" w:hAnsi="Aptos Narrow"/>
+                <w:b/>
+              </w:rPr>
+              <w:t>Lernsituation 8.5</w:t>
+            </w:r>
+          </w:p>
+          <w:p>
+            <w:pPr>
+              <w:tabs>
+                <w:tab w:val="left" w:pos="989"/>
+              </w:tabs>
+              <w:rPr>
+                <w:rFonts w:ascii="Aptos Narrow" w:hAnsi="Aptos Narrow"/>
+                <w:bCs/>
+                <w:sz w:val="20"/>
+                <w:szCs w:val="20"/>
+              </w:rPr>
+            </w:pPr>
+            <w:r>
+              <w:rPr>
+                <w:rFonts w:ascii="Aptos Narrow" w:hAnsi="Aptos Narrow"/>
+                <w:bCs/>
+                <w:sz w:val="20"/>
+                <w:szCs w:val="20"/>
+              </w:rPr>
+              <w:t>Arbeitsvertrag erstellen</w:t>
+            </w:r>
+          </w:p>
+          <w:p>
+            <w:pPr>
+              <w:tabs>
+                <w:tab w:val="left" w:pos="989"/>
+              </w:tabs>
+              <w:rPr>
+                <w:rFonts w:ascii="Aptos Narrow" w:hAnsi="Aptos Narrow"/>
+                <w:sz w:val="10"/>
+                <w:szCs w:val="10"/>
+              </w:rPr>
+            </w:pPr>
+          </w:p>
+          <w:p>
+            <w:pPr>
+              <w:tabs>
+                <w:tab w:val="left" w:pos="989"/>
+                <w:tab w:val="right" w:pos="4533"/>
+              </w:tabs>
+              <w:rPr>
+                <w:rFonts w:ascii="Aptos Narrow" w:hAnsi="Aptos Narrow"/>
+                <w:sz w:val="20"/>
+                <w:szCs w:val="20"/>
+              </w:rPr>
+            </w:pPr>
+            <w:r>
+              <w:rPr>
+                <w:rFonts w:ascii="Aptos Narrow" w:hAnsi="Aptos Narrow"/>
+                <w:sz w:val="20"/>
+                <w:szCs w:val="20"/>
+              </w:rPr>
+              <w:t>Arbeitsauftrag 1 – 5</w:t>
+            </w:r>
+          </w:p>
+          <w:p>
+            <w:pPr>
+              <w:tabs>
+                <w:tab w:val="left" w:pos="989"/>
+                <w:tab w:val="right" w:pos="4533"/>
+              </w:tabs>
+              <w:rPr>
+                <w:rFonts w:ascii="Aptos Narrow" w:hAnsi="Aptos Narrow"/>
+                <w:color w:val="215868" w:themeColor="accent5" w:themeShade="80"/>
+              </w:rPr>
+            </w:pPr>
+            <w:r>
+              <w:rPr>
+                <w:rFonts w:ascii="Aptos Narrow" w:hAnsi="Aptos Narrow"/>
+                <w:sz w:val="20"/>
+                <w:szCs w:val="20"/>
+              </w:rPr>
+              <w:t>Vertiefende Aufgaben 1 – 6</w:t>
+            </w:r>
+          </w:p>
+        </w:tc>
+        <w:tc>
+          <w:tcPr>
+            <w:tcW w:w="1559" w:type="dxa"/>
+          </w:tcPr>
+          <w:sdt>
+            <w:sdtPr>
+              <w:rPr>
+                <w:rFonts w:ascii="MS Gothic" w:eastAsia="MS Gothic" w:hAnsi="MS Gothic"/>
+                <w:color w:val="244061" w:themeColor="accent1" w:themeShade="80"/>
+                <w:sz w:val="28"/>
+                <w:szCs w:val="28"/>
+              </w:rPr>
+              <w:id w:val="555901644"/>
+              <w14:checkbox>
+                <w14:checked w14:val="0"/>
+                <w14:checkedState w14:val="2612" w14:font="MS Gothic"/>
+                <w14:uncheckedState w14:val="2610" w14:font="MS Gothic"/>
+              </w14:checkbox>
+            </w:sdtPr>
+            <w:sdtEndPr/>
+            <w:sdtContent>
+              <w:p>
+                <w:pPr>
+                  <w:jc w:val="center"/>
+                  <w:rPr>
+                    <w:rFonts w:ascii="MS Gothic" w:eastAsia="MS Gothic" w:hAnsi="MS Gothic"/>
+                    <w:color w:val="244061" w:themeColor="accent1" w:themeShade="80"/>
+                    <w:sz w:val="28"/>
+                    <w:szCs w:val="28"/>
+                  </w:rPr>
+                </w:pPr>
+                <w:r>
+                  <w:rPr>
+                    <w:rFonts w:ascii="MS Gothic" w:eastAsia="MS Gothic" w:hAnsi="MS Gothic"/>
+                    <w:color w:val="244061" w:themeColor="accent1" w:themeShade="80"/>
+                    <w:sz w:val="28"/>
+                    <w:szCs w:val="28"/>
+                  </w:rPr>
+                  <w:t>☐</w:t>
+                </w:r>
+              </w:p>
+            </w:sdtContent>
+          </w:sdt>
+        </w:tc>
+        <w:tc>
+          <w:tcPr>
+            <w:tcW w:w="1559" w:type="dxa"/>
+          </w:tcPr>
+          <w:sdt>
+            <w:sdtPr>
+              <w:rPr>
+                <w:rFonts w:ascii="MS Gothic" w:eastAsia="MS Gothic" w:hAnsi="MS Gothic"/>
+                <w:color w:val="244061" w:themeColor="accent1" w:themeShade="80"/>
+                <w:sz w:val="28"/>
+                <w:szCs w:val="28"/>
+              </w:rPr>
+              <w:id w:val="-184296438"/>
+              <w14:checkbox>
+                <w14:checked w14:val="0"/>
+                <w14:checkedState w14:val="2612" w14:font="MS Gothic"/>
+                <w14:uncheckedState w14:val="2610" w14:font="MS Gothic"/>
+              </w14:checkbox>
+            </w:sdtPr>
+            <w:sdtEndPr/>
+            <w:sdtContent>
+              <w:p>
+                <w:pPr>
+                  <w:jc w:val="center"/>
+                  <w:rPr>
+                    <w:rFonts w:ascii="MS Gothic" w:eastAsia="MS Gothic" w:hAnsi="MS Gothic"/>
+                    <w:color w:val="244061" w:themeColor="accent1" w:themeShade="80"/>
+                    <w:sz w:val="28"/>
+                    <w:szCs w:val="28"/>
+                  </w:rPr>
+                </w:pPr>
+                <w:r>
+                  <w:rPr>
+                    <w:rFonts w:ascii="MS Gothic" w:eastAsia="MS Gothic" w:hAnsi="MS Gothic"/>
+                    <w:color w:val="244061" w:themeColor="accent1" w:themeShade="80"/>
+                    <w:sz w:val="28"/>
+                    <w:szCs w:val="28"/>
+                  </w:rPr>
+                  <w:t>☐</w:t>
+                </w:r>
+              </w:p>
+            </w:sdtContent>
+          </w:sdt>
+        </w:tc>
+        <w:tc>
+          <w:tcPr>
+            <w:tcW w:w="1559" w:type="dxa"/>
+          </w:tcPr>
+          <w:sdt>
+            <w:sdtPr>
+              <w:rPr>
+                <w:rFonts w:ascii="MS Gothic" w:eastAsia="MS Gothic" w:hAnsi="MS Gothic"/>
+                <w:color w:val="244061" w:themeColor="accent1" w:themeShade="80"/>
+                <w:sz w:val="28"/>
+                <w:szCs w:val="28"/>
+              </w:rPr>
+              <w:id w:val="1457832615"/>
               <w14:checkbox>
                 <w14:checked w14:val="0"/>
                 <w14:checkedState w14:val="2612" w14:font="MS Gothic"/>
@@ -2151,1488 +3661,6 @@
       <w:tr>
         <w:trPr>
           <w:cantSplit/>
-          <w:trHeight w:val="1134"/>
-        </w:trPr>
-        <w:tc>
-          <w:tcPr>
-            <w:tcW w:w="2991" w:type="dxa"/>
-            <w:shd w:val="clear" w:color="auto" w:fill="DBE5F1" w:themeFill="accent1" w:themeFillTint="33"/>
-          </w:tcPr>
-          <w:p>
-            <w:pPr>
-              <w:rPr>
-                <w:rFonts w:ascii="Aptos Narrow" w:hAnsi="Aptos Narrow"/>
-                <w:b/>
-                <w:color w:val="244061" w:themeColor="accent1" w:themeShade="80"/>
-              </w:rPr>
-            </w:pPr>
-            <w:r>
-              <w:rPr>
-                <w:rFonts w:ascii="Aptos Narrow" w:hAnsi="Aptos Narrow"/>
-                <w:b/>
-                <w:color w:val="244061" w:themeColor="accent1" w:themeShade="80"/>
-              </w:rPr>
-              <w:t>Personal planen</w:t>
-            </w:r>
-          </w:p>
-        </w:tc>
-        <w:tc>
-          <w:tcPr>
-            <w:tcW w:w="6502" w:type="dxa"/>
-          </w:tcPr>
-          <w:p>
-            <w:pPr>
-              <w:tabs>
-                <w:tab w:val="left" w:pos="989"/>
-              </w:tabs>
-              <w:rPr>
-                <w:rFonts w:ascii="Aptos Narrow" w:hAnsi="Aptos Narrow"/>
-                <w:b/>
-              </w:rPr>
-            </w:pPr>
-            <w:r>
-              <w:rPr>
-                <w:rFonts w:ascii="Aptos Narrow" w:hAnsi="Aptos Narrow"/>
-                <w:b/>
-              </w:rPr>
-              <w:t>Lernsituation 8.1</w:t>
-            </w:r>
-          </w:p>
-          <w:p>
-            <w:pPr>
-              <w:tabs>
-                <w:tab w:val="left" w:pos="989"/>
-              </w:tabs>
-              <w:rPr>
-                <w:rFonts w:ascii="Aptos Narrow" w:hAnsi="Aptos Narrow"/>
-                <w:sz w:val="20"/>
-                <w:szCs w:val="20"/>
-              </w:rPr>
-            </w:pPr>
-            <w:r>
-              <w:rPr>
-                <w:rFonts w:ascii="Aptos Narrow" w:hAnsi="Aptos Narrow"/>
-                <w:sz w:val="20"/>
-                <w:szCs w:val="20"/>
-              </w:rPr>
-              <w:t>Personalplanung vornehmen</w:t>
-            </w:r>
-          </w:p>
-          <w:p>
-            <w:pPr>
-              <w:tabs>
-                <w:tab w:val="left" w:pos="989"/>
-              </w:tabs>
-              <w:rPr>
-                <w:rFonts w:ascii="Aptos Narrow" w:hAnsi="Aptos Narrow"/>
-                <w:b/>
-                <w:sz w:val="10"/>
-                <w:szCs w:val="10"/>
-              </w:rPr>
-            </w:pPr>
-          </w:p>
-          <w:p>
-            <w:pPr>
-              <w:tabs>
-                <w:tab w:val="left" w:pos="989"/>
-                <w:tab w:val="right" w:pos="4533"/>
-              </w:tabs>
-              <w:rPr>
-                <w:rFonts w:ascii="Aptos Narrow" w:hAnsi="Aptos Narrow"/>
-                <w:sz w:val="20"/>
-                <w:szCs w:val="20"/>
-              </w:rPr>
-            </w:pPr>
-            <w:r>
-              <w:rPr>
-                <w:rFonts w:ascii="Aptos Narrow" w:hAnsi="Aptos Narrow"/>
-                <w:sz w:val="20"/>
-                <w:szCs w:val="20"/>
-              </w:rPr>
-              <w:t>Arbeitsauftrag 3a, 3b, 3c, 5a</w:t>
-            </w:r>
-          </w:p>
-          <w:p>
-            <w:pPr>
-              <w:tabs>
-                <w:tab w:val="left" w:pos="989"/>
-                <w:tab w:val="right" w:pos="4533"/>
-              </w:tabs>
-              <w:rPr>
-                <w:rFonts w:ascii="Aptos Narrow" w:hAnsi="Aptos Narrow"/>
-                <w:color w:val="215868" w:themeColor="accent5" w:themeShade="80"/>
-              </w:rPr>
-            </w:pPr>
-            <w:r>
-              <w:rPr>
-                <w:rFonts w:ascii="Aptos Narrow" w:hAnsi="Aptos Narrow"/>
-                <w:sz w:val="20"/>
-                <w:szCs w:val="20"/>
-              </w:rPr>
-              <w:t>Vertiefende Aufgaben 1, 2, 3, 5, 6</w:t>
-            </w:r>
-          </w:p>
-        </w:tc>
-        <w:tc>
-          <w:tcPr>
-            <w:tcW w:w="1559" w:type="dxa"/>
-          </w:tcPr>
-          <w:sdt>
-            <w:sdtPr>
-              <w:rPr>
-                <w:rFonts w:ascii="MS Gothic" w:eastAsia="MS Gothic" w:hAnsi="MS Gothic"/>
-                <w:color w:val="244061" w:themeColor="accent1" w:themeShade="80"/>
-                <w:sz w:val="28"/>
-                <w:szCs w:val="28"/>
-              </w:rPr>
-              <w:id w:val="-1433652915"/>
-              <w14:checkbox>
-                <w14:checked w14:val="0"/>
-                <w14:checkedState w14:val="2612" w14:font="MS Gothic"/>
-                <w14:uncheckedState w14:val="2610" w14:font="MS Gothic"/>
-              </w14:checkbox>
-            </w:sdtPr>
-            <w:sdtEndPr/>
-            <w:sdtContent>
-              <w:p>
-                <w:pPr>
-                  <w:widowControl w:val="0"/>
-                  <w:jc w:val="center"/>
-                  <w:rPr>
-                    <w:rFonts w:ascii="MS Gothic" w:eastAsia="MS Gothic" w:hAnsi="MS Gothic"/>
-                    <w:color w:val="244061" w:themeColor="accent1" w:themeShade="80"/>
-                    <w:sz w:val="28"/>
-                    <w:szCs w:val="28"/>
-                  </w:rPr>
-                </w:pPr>
-                <w:r>
-                  <w:rPr>
-                    <w:rFonts w:ascii="MS Gothic" w:eastAsia="MS Gothic" w:hAnsi="MS Gothic" w:hint="eastAsia"/>
-                    <w:color w:val="244061" w:themeColor="accent1" w:themeShade="80"/>
-                    <w:sz w:val="28"/>
-                    <w:szCs w:val="28"/>
-                  </w:rPr>
-                  <w:t>☐</w:t>
-                </w:r>
-              </w:p>
-            </w:sdtContent>
-          </w:sdt>
-        </w:tc>
-        <w:tc>
-          <w:tcPr>
-            <w:tcW w:w="1559" w:type="dxa"/>
-          </w:tcPr>
-          <w:sdt>
-            <w:sdtPr>
-              <w:rPr>
-                <w:rFonts w:ascii="MS Gothic" w:eastAsia="MS Gothic" w:hAnsi="MS Gothic"/>
-                <w:color w:val="244061" w:themeColor="accent1" w:themeShade="80"/>
-                <w:sz w:val="28"/>
-                <w:szCs w:val="28"/>
-              </w:rPr>
-              <w:id w:val="-658611338"/>
-              <w14:checkbox>
-                <w14:checked w14:val="0"/>
-                <w14:checkedState w14:val="2612" w14:font="MS Gothic"/>
-                <w14:uncheckedState w14:val="2610" w14:font="MS Gothic"/>
-              </w14:checkbox>
-            </w:sdtPr>
-            <w:sdtEndPr/>
-            <w:sdtContent>
-              <w:p>
-                <w:pPr>
-                  <w:widowControl w:val="0"/>
-                  <w:jc w:val="center"/>
-                  <w:rPr>
-                    <w:rFonts w:ascii="MS Gothic" w:eastAsia="MS Gothic" w:hAnsi="MS Gothic"/>
-                    <w:color w:val="244061" w:themeColor="accent1" w:themeShade="80"/>
-                    <w:sz w:val="28"/>
-                    <w:szCs w:val="28"/>
-                  </w:rPr>
-                </w:pPr>
-                <w:r>
-                  <w:rPr>
-                    <w:rFonts w:ascii="MS Gothic" w:eastAsia="MS Gothic" w:hAnsi="MS Gothic" w:hint="eastAsia"/>
-                    <w:color w:val="244061" w:themeColor="accent1" w:themeShade="80"/>
-                    <w:sz w:val="28"/>
-                    <w:szCs w:val="28"/>
-                  </w:rPr>
-                  <w:t>☐</w:t>
-                </w:r>
-              </w:p>
-            </w:sdtContent>
-          </w:sdt>
-        </w:tc>
-        <w:tc>
-          <w:tcPr>
-            <w:tcW w:w="1559" w:type="dxa"/>
-          </w:tcPr>
-          <w:sdt>
-            <w:sdtPr>
-              <w:rPr>
-                <w:rFonts w:ascii="MS Gothic" w:eastAsia="MS Gothic" w:hAnsi="MS Gothic"/>
-                <w:color w:val="244061" w:themeColor="accent1" w:themeShade="80"/>
-                <w:sz w:val="28"/>
-                <w:szCs w:val="28"/>
-              </w:rPr>
-              <w:id w:val="-121702388"/>
-              <w14:checkbox>
-                <w14:checked w14:val="0"/>
-                <w14:checkedState w14:val="2612" w14:font="MS Gothic"/>
-                <w14:uncheckedState w14:val="2610" w14:font="MS Gothic"/>
-              </w14:checkbox>
-            </w:sdtPr>
-            <w:sdtEndPr/>
-            <w:sdtContent>
-              <w:p>
-                <w:pPr>
-                  <w:jc w:val="center"/>
-                  <w:rPr>
-                    <w:rFonts w:ascii="MS Gothic" w:eastAsia="MS Gothic" w:hAnsi="MS Gothic"/>
-                    <w:color w:val="244061" w:themeColor="accent1" w:themeShade="80"/>
-                    <w:sz w:val="28"/>
-                    <w:szCs w:val="28"/>
-                  </w:rPr>
-                </w:pPr>
-                <w:r>
-                  <w:rPr>
-                    <w:rFonts w:ascii="MS Gothic" w:eastAsia="MS Gothic" w:hAnsi="MS Gothic"/>
-                    <w:color w:val="244061" w:themeColor="accent1" w:themeShade="80"/>
-                    <w:sz w:val="28"/>
-                    <w:szCs w:val="28"/>
-                  </w:rPr>
-                  <w:t>☐</w:t>
-                </w:r>
-              </w:p>
-            </w:sdtContent>
-          </w:sdt>
-        </w:tc>
-        <w:tc>
-          <w:tcPr>
-            <w:tcW w:w="1559" w:type="dxa"/>
-          </w:tcPr>
-          <w:p>
-            <w:pPr>
-              <w:jc w:val="center"/>
-              <w:rPr>
-                <w:rFonts w:ascii="MS Gothic" w:eastAsia="MS Gothic" w:hAnsi="MS Gothic"/>
-                <w:color w:val="244061" w:themeColor="accent1" w:themeShade="80"/>
-                <w:sz w:val="28"/>
-                <w:szCs w:val="28"/>
-              </w:rPr>
-            </w:pPr>
-          </w:p>
-        </w:tc>
-      </w:tr>
-      <w:tr>
-        <w:trPr>
-          <w:cantSplit/>
-          <w:trHeight w:val="1134"/>
-        </w:trPr>
-        <w:tc>
-          <w:tcPr>
-            <w:tcW w:w="2991" w:type="dxa"/>
-            <w:vMerge w:val="restart"/>
-            <w:shd w:val="clear" w:color="auto" w:fill="DBE5F1" w:themeFill="accent1" w:themeFillTint="33"/>
-          </w:tcPr>
-          <w:p>
-            <w:pPr>
-              <w:rPr>
-                <w:rFonts w:ascii="Aptos Narrow" w:hAnsi="Aptos Narrow"/>
-                <w:b/>
-                <w:color w:val="244061" w:themeColor="accent1" w:themeShade="80"/>
-              </w:rPr>
-            </w:pPr>
-            <w:r>
-              <w:rPr>
-                <w:rFonts w:ascii="Aptos Narrow" w:hAnsi="Aptos Narrow"/>
-                <w:b/>
-                <w:color w:val="244061" w:themeColor="accent1" w:themeShade="80"/>
-              </w:rPr>
-              <w:t>Personal beschaffen</w:t>
-            </w:r>
-          </w:p>
-          <w:p>
-            <w:pPr>
-              <w:rPr>
-                <w:rFonts w:ascii="Aptos Narrow" w:hAnsi="Aptos Narrow"/>
-                <w:bCs/>
-                <w:color w:val="244061" w:themeColor="accent1" w:themeShade="80"/>
-                <w:sz w:val="20"/>
-                <w:szCs w:val="20"/>
-              </w:rPr>
-            </w:pPr>
-          </w:p>
-          <w:p>
-            <w:pPr>
-              <w:rPr>
-                <w:rFonts w:ascii="Aptos Narrow" w:hAnsi="Aptos Narrow"/>
-                <w:b/>
-                <w:color w:val="244061" w:themeColor="accent1" w:themeShade="80"/>
-              </w:rPr>
-            </w:pPr>
-            <w:r>
-              <w:rPr>
-                <w:rFonts w:ascii="Aptos Narrow" w:hAnsi="Aptos Narrow"/>
-                <w:b/>
-                <w:color w:val="244061" w:themeColor="accent1" w:themeShade="80"/>
-                <w:sz w:val="20"/>
-                <w:szCs w:val="20"/>
-              </w:rPr>
-              <w:t>Hinweis:</w:t>
-            </w:r>
-            <w:r>
-              <w:rPr>
-                <w:rFonts w:ascii="Aptos Narrow" w:hAnsi="Aptos Narrow"/>
-                <w:b/>
-                <w:color w:val="244061" w:themeColor="accent1" w:themeShade="80"/>
-                <w:sz w:val="20"/>
-                <w:szCs w:val="20"/>
-              </w:rPr>
-              <w:br/>
-            </w:r>
-            <w:r>
-              <w:rPr>
-                <w:rFonts w:ascii="Aptos Narrow" w:hAnsi="Aptos Narrow"/>
-                <w:color w:val="244061" w:themeColor="accent1" w:themeShade="80"/>
-                <w:sz w:val="20"/>
-                <w:szCs w:val="20"/>
-              </w:rPr>
-              <w:t>Sie benötigen Daten aus der LS 8.3</w:t>
-            </w:r>
-          </w:p>
-        </w:tc>
-        <w:tc>
-          <w:tcPr>
-            <w:tcW w:w="6502" w:type="dxa"/>
-          </w:tcPr>
-          <w:p>
-            <w:pPr>
-              <w:tabs>
-                <w:tab w:val="left" w:pos="989"/>
-              </w:tabs>
-              <w:rPr>
-                <w:rFonts w:ascii="Aptos Narrow" w:hAnsi="Aptos Narrow"/>
-                <w:b/>
-              </w:rPr>
-            </w:pPr>
-            <w:r>
-              <w:rPr>
-                <w:rFonts w:ascii="Aptos Narrow" w:hAnsi="Aptos Narrow"/>
-                <w:b/>
-              </w:rPr>
-              <w:t>Lernsituation 8.2</w:t>
-            </w:r>
-          </w:p>
-          <w:p>
-            <w:pPr>
-              <w:tabs>
-                <w:tab w:val="left" w:pos="989"/>
-              </w:tabs>
-              <w:rPr>
-                <w:rFonts w:ascii="Aptos Narrow" w:hAnsi="Aptos Narrow"/>
-                <w:sz w:val="20"/>
-                <w:szCs w:val="20"/>
-              </w:rPr>
-            </w:pPr>
-            <w:r>
-              <w:rPr>
-                <w:rFonts w:ascii="Aptos Narrow" w:hAnsi="Aptos Narrow"/>
-                <w:sz w:val="20"/>
-                <w:szCs w:val="20"/>
-              </w:rPr>
-              <w:t>Stellenanzeige gestalten</w:t>
-            </w:r>
-          </w:p>
-          <w:p>
-            <w:pPr>
-              <w:tabs>
-                <w:tab w:val="left" w:pos="989"/>
-              </w:tabs>
-              <w:rPr>
-                <w:rFonts w:ascii="Aptos Narrow" w:hAnsi="Aptos Narrow"/>
-                <w:sz w:val="10"/>
-                <w:szCs w:val="10"/>
-              </w:rPr>
-            </w:pPr>
-          </w:p>
-          <w:p>
-            <w:pPr>
-              <w:tabs>
-                <w:tab w:val="left" w:pos="989"/>
-                <w:tab w:val="right" w:pos="4533"/>
-              </w:tabs>
-              <w:rPr>
-                <w:rFonts w:ascii="Aptos Narrow" w:hAnsi="Aptos Narrow"/>
-                <w:sz w:val="20"/>
-                <w:szCs w:val="20"/>
-              </w:rPr>
-            </w:pPr>
-            <w:r>
-              <w:rPr>
-                <w:rFonts w:ascii="Aptos Narrow" w:hAnsi="Aptos Narrow"/>
-                <w:sz w:val="20"/>
-                <w:szCs w:val="20"/>
-              </w:rPr>
-              <w:t>Arbeitsauftrag 1, 2a, 2b, 3b</w:t>
-            </w:r>
-          </w:p>
-          <w:p>
-            <w:pPr>
-              <w:rPr>
-                <w:rFonts w:ascii="Aptos Narrow" w:hAnsi="Aptos Narrow"/>
-                <w:color w:val="215868" w:themeColor="accent5" w:themeShade="80"/>
-              </w:rPr>
-            </w:pPr>
-            <w:r>
-              <w:rPr>
-                <w:rFonts w:ascii="Aptos Narrow" w:hAnsi="Aptos Narrow"/>
-                <w:sz w:val="20"/>
-                <w:szCs w:val="20"/>
-              </w:rPr>
-              <w:t>Vertiefende Aufgaben 2 – 4</w:t>
-            </w:r>
-          </w:p>
-        </w:tc>
-        <w:tc>
-          <w:tcPr>
-            <w:tcW w:w="1559" w:type="dxa"/>
-          </w:tcPr>
-          <w:sdt>
-            <w:sdtPr>
-              <w:rPr>
-                <w:rFonts w:ascii="MS Gothic" w:eastAsia="MS Gothic" w:hAnsi="MS Gothic"/>
-                <w:color w:val="244061" w:themeColor="accent1" w:themeShade="80"/>
-                <w:sz w:val="28"/>
-                <w:szCs w:val="28"/>
-              </w:rPr>
-              <w:id w:val="31234644"/>
-              <w14:checkbox>
-                <w14:checked w14:val="0"/>
-                <w14:checkedState w14:val="2612" w14:font="MS Gothic"/>
-                <w14:uncheckedState w14:val="2610" w14:font="MS Gothic"/>
-              </w14:checkbox>
-            </w:sdtPr>
-            <w:sdtEndPr/>
-            <w:sdtContent>
-              <w:p>
-                <w:pPr>
-                  <w:jc w:val="center"/>
-                  <w:rPr>
-                    <w:rFonts w:ascii="MS Gothic" w:eastAsia="MS Gothic" w:hAnsi="MS Gothic"/>
-                    <w:color w:val="244061" w:themeColor="accent1" w:themeShade="80"/>
-                    <w:sz w:val="28"/>
-                    <w:szCs w:val="28"/>
-                  </w:rPr>
-                </w:pPr>
-                <w:r>
-                  <w:rPr>
-                    <w:rFonts w:ascii="MS Gothic" w:eastAsia="MS Gothic" w:hAnsi="MS Gothic"/>
-                    <w:color w:val="244061" w:themeColor="accent1" w:themeShade="80"/>
-                    <w:sz w:val="28"/>
-                    <w:szCs w:val="28"/>
-                  </w:rPr>
-                  <w:t>☐</w:t>
-                </w:r>
-              </w:p>
-            </w:sdtContent>
-          </w:sdt>
-        </w:tc>
-        <w:tc>
-          <w:tcPr>
-            <w:tcW w:w="1559" w:type="dxa"/>
-          </w:tcPr>
-          <w:sdt>
-            <w:sdtPr>
-              <w:rPr>
-                <w:rFonts w:ascii="MS Gothic" w:eastAsia="MS Gothic" w:hAnsi="MS Gothic"/>
-                <w:color w:val="244061" w:themeColor="accent1" w:themeShade="80"/>
-                <w:sz w:val="28"/>
-                <w:szCs w:val="28"/>
-              </w:rPr>
-              <w:id w:val="-2139013630"/>
-              <w14:checkbox>
-                <w14:checked w14:val="0"/>
-                <w14:checkedState w14:val="2612" w14:font="MS Gothic"/>
-                <w14:uncheckedState w14:val="2610" w14:font="MS Gothic"/>
-              </w14:checkbox>
-            </w:sdtPr>
-            <w:sdtEndPr/>
-            <w:sdtContent>
-              <w:p>
-                <w:pPr>
-                  <w:jc w:val="center"/>
-                  <w:rPr>
-                    <w:rFonts w:ascii="MS Gothic" w:eastAsia="MS Gothic" w:hAnsi="MS Gothic"/>
-                    <w:color w:val="244061" w:themeColor="accent1" w:themeShade="80"/>
-                    <w:sz w:val="28"/>
-                    <w:szCs w:val="28"/>
-                  </w:rPr>
-                </w:pPr>
-                <w:r>
-                  <w:rPr>
-                    <w:rFonts w:ascii="MS Gothic" w:eastAsia="MS Gothic" w:hAnsi="MS Gothic"/>
-                    <w:color w:val="244061" w:themeColor="accent1" w:themeShade="80"/>
-                    <w:sz w:val="28"/>
-                    <w:szCs w:val="28"/>
-                  </w:rPr>
-                  <w:t>☐</w:t>
-                </w:r>
-              </w:p>
-            </w:sdtContent>
-          </w:sdt>
-        </w:tc>
-        <w:tc>
-          <w:tcPr>
-            <w:tcW w:w="1559" w:type="dxa"/>
-          </w:tcPr>
-          <w:sdt>
-            <w:sdtPr>
-              <w:rPr>
-                <w:rFonts w:ascii="MS Gothic" w:eastAsia="MS Gothic" w:hAnsi="MS Gothic"/>
-                <w:color w:val="244061" w:themeColor="accent1" w:themeShade="80"/>
-                <w:sz w:val="28"/>
-                <w:szCs w:val="28"/>
-              </w:rPr>
-              <w:id w:val="-2139717301"/>
-              <w14:checkbox>
-                <w14:checked w14:val="0"/>
-                <w14:checkedState w14:val="2612" w14:font="MS Gothic"/>
-                <w14:uncheckedState w14:val="2610" w14:font="MS Gothic"/>
-              </w14:checkbox>
-            </w:sdtPr>
-            <w:sdtEndPr/>
-            <w:sdtContent>
-              <w:p>
-                <w:pPr>
-                  <w:jc w:val="center"/>
-                  <w:rPr>
-                    <w:rFonts w:ascii="MS Gothic" w:eastAsia="MS Gothic" w:hAnsi="MS Gothic"/>
-                    <w:color w:val="244061" w:themeColor="accent1" w:themeShade="80"/>
-                    <w:sz w:val="28"/>
-                    <w:szCs w:val="28"/>
-                  </w:rPr>
-                </w:pPr>
-                <w:r>
-                  <w:rPr>
-                    <w:rFonts w:ascii="MS Gothic" w:eastAsia="MS Gothic" w:hAnsi="MS Gothic"/>
-                    <w:color w:val="244061" w:themeColor="accent1" w:themeShade="80"/>
-                    <w:sz w:val="28"/>
-                    <w:szCs w:val="28"/>
-                  </w:rPr>
-                  <w:t>☐</w:t>
-                </w:r>
-              </w:p>
-            </w:sdtContent>
-          </w:sdt>
-        </w:tc>
-        <w:tc>
-          <w:tcPr>
-            <w:tcW w:w="1559" w:type="dxa"/>
-          </w:tcPr>
-          <w:p>
-            <w:pPr>
-              <w:jc w:val="center"/>
-              <w:rPr>
-                <w:rFonts w:ascii="MS Gothic" w:eastAsia="MS Gothic" w:hAnsi="MS Gothic"/>
-                <w:color w:val="244061" w:themeColor="accent1" w:themeShade="80"/>
-                <w:sz w:val="28"/>
-                <w:szCs w:val="28"/>
-              </w:rPr>
-            </w:pPr>
-          </w:p>
-        </w:tc>
-      </w:tr>
-      <w:tr>
-        <w:trPr>
-          <w:cantSplit/>
-          <w:trHeight w:val="1134"/>
-        </w:trPr>
-        <w:tc>
-          <w:tcPr>
-            <w:tcW w:w="2991" w:type="dxa"/>
-            <w:vMerge/>
-            <w:shd w:val="clear" w:color="auto" w:fill="DBE5F1" w:themeFill="accent1" w:themeFillTint="33"/>
-          </w:tcPr>
-          <w:p>
-            <w:pPr>
-              <w:rPr>
-                <w:rFonts w:ascii="Aptos Narrow" w:hAnsi="Aptos Narrow"/>
-                <w:b/>
-                <w:color w:val="244061" w:themeColor="accent1" w:themeShade="80"/>
-              </w:rPr>
-            </w:pPr>
-          </w:p>
-        </w:tc>
-        <w:tc>
-          <w:tcPr>
-            <w:tcW w:w="6502" w:type="dxa"/>
-          </w:tcPr>
-          <w:p>
-            <w:pPr>
-              <w:tabs>
-                <w:tab w:val="left" w:pos="989"/>
-              </w:tabs>
-              <w:rPr>
-                <w:rFonts w:ascii="Aptos Narrow" w:hAnsi="Aptos Narrow"/>
-              </w:rPr>
-            </w:pPr>
-            <w:r>
-              <w:rPr>
-                <w:rFonts w:ascii="Aptos Narrow" w:hAnsi="Aptos Narrow"/>
-                <w:b/>
-              </w:rPr>
-              <w:t>Lernsituation 8.4</w:t>
-            </w:r>
-          </w:p>
-          <w:p>
-            <w:pPr>
-              <w:tabs>
-                <w:tab w:val="left" w:pos="989"/>
-              </w:tabs>
-              <w:rPr>
-                <w:rFonts w:ascii="Aptos Narrow" w:hAnsi="Aptos Narrow"/>
-                <w:sz w:val="20"/>
-                <w:szCs w:val="20"/>
-              </w:rPr>
-            </w:pPr>
-            <w:r>
-              <w:rPr>
-                <w:rFonts w:ascii="Aptos Narrow" w:hAnsi="Aptos Narrow"/>
-                <w:sz w:val="20"/>
-                <w:szCs w:val="20"/>
-              </w:rPr>
-              <w:t>Vorstellungsgespräch vorbereiten</w:t>
-            </w:r>
-          </w:p>
-          <w:p>
-            <w:pPr>
-              <w:tabs>
-                <w:tab w:val="left" w:pos="989"/>
-              </w:tabs>
-              <w:rPr>
-                <w:rFonts w:ascii="Aptos Narrow" w:hAnsi="Aptos Narrow"/>
-                <w:sz w:val="10"/>
-                <w:szCs w:val="10"/>
-              </w:rPr>
-            </w:pPr>
-          </w:p>
-          <w:p>
-            <w:pPr>
-              <w:tabs>
-                <w:tab w:val="left" w:pos="989"/>
-                <w:tab w:val="right" w:pos="4533"/>
-              </w:tabs>
-              <w:rPr>
-                <w:rFonts w:ascii="Aptos Narrow" w:hAnsi="Aptos Narrow"/>
-                <w:sz w:val="20"/>
-                <w:szCs w:val="20"/>
-              </w:rPr>
-            </w:pPr>
-            <w:r>
-              <w:rPr>
-                <w:rFonts w:ascii="Aptos Narrow" w:hAnsi="Aptos Narrow"/>
-                <w:sz w:val="20"/>
-                <w:szCs w:val="20"/>
-              </w:rPr>
-              <w:t>Arbeitsauftrag 1</w:t>
-            </w:r>
-          </w:p>
-          <w:p>
-            <w:pPr>
-              <w:tabs>
-                <w:tab w:val="left" w:pos="989"/>
-                <w:tab w:val="right" w:pos="4533"/>
-              </w:tabs>
-              <w:rPr>
-                <w:rFonts w:ascii="Aptos Narrow" w:hAnsi="Aptos Narrow"/>
-                <w:color w:val="215868" w:themeColor="accent5" w:themeShade="80"/>
-                <w:sz w:val="18"/>
-                <w:szCs w:val="18"/>
-              </w:rPr>
-            </w:pPr>
-            <w:r>
-              <w:rPr>
-                <w:rFonts w:ascii="Aptos Narrow" w:hAnsi="Aptos Narrow"/>
-                <w:sz w:val="20"/>
-                <w:szCs w:val="20"/>
-              </w:rPr>
-              <w:t>Vertiefende Aufgaben 1 – 4</w:t>
-            </w:r>
-          </w:p>
-        </w:tc>
-        <w:tc>
-          <w:tcPr>
-            <w:tcW w:w="1559" w:type="dxa"/>
-          </w:tcPr>
-          <w:sdt>
-            <w:sdtPr>
-              <w:rPr>
-                <w:rFonts w:ascii="MS Gothic" w:eastAsia="MS Gothic" w:hAnsi="MS Gothic"/>
-                <w:color w:val="244061" w:themeColor="accent1" w:themeShade="80"/>
-                <w:sz w:val="28"/>
-                <w:szCs w:val="28"/>
-              </w:rPr>
-              <w:id w:val="-1010527762"/>
-              <w14:checkbox>
-                <w14:checked w14:val="0"/>
-                <w14:checkedState w14:val="2612" w14:font="MS Gothic"/>
-                <w14:uncheckedState w14:val="2610" w14:font="MS Gothic"/>
-              </w14:checkbox>
-            </w:sdtPr>
-            <w:sdtEndPr/>
-            <w:sdtContent>
-              <w:p>
-                <w:pPr>
-                  <w:jc w:val="center"/>
-                  <w:rPr>
-                    <w:rFonts w:ascii="MS Gothic" w:eastAsia="MS Gothic" w:hAnsi="MS Gothic"/>
-                    <w:color w:val="244061" w:themeColor="accent1" w:themeShade="80"/>
-                    <w:sz w:val="28"/>
-                    <w:szCs w:val="28"/>
-                  </w:rPr>
-                </w:pPr>
-                <w:r>
-                  <w:rPr>
-                    <w:rFonts w:ascii="MS Gothic" w:eastAsia="MS Gothic" w:hAnsi="MS Gothic"/>
-                    <w:color w:val="244061" w:themeColor="accent1" w:themeShade="80"/>
-                    <w:sz w:val="28"/>
-                    <w:szCs w:val="28"/>
-                  </w:rPr>
-                  <w:t>☐</w:t>
-                </w:r>
-              </w:p>
-            </w:sdtContent>
-          </w:sdt>
-        </w:tc>
-        <w:tc>
-          <w:tcPr>
-            <w:tcW w:w="1559" w:type="dxa"/>
-          </w:tcPr>
-          <w:sdt>
-            <w:sdtPr>
-              <w:rPr>
-                <w:rFonts w:ascii="MS Gothic" w:eastAsia="MS Gothic" w:hAnsi="MS Gothic"/>
-                <w:color w:val="244061" w:themeColor="accent1" w:themeShade="80"/>
-                <w:sz w:val="28"/>
-                <w:szCs w:val="28"/>
-              </w:rPr>
-              <w:id w:val="725955854"/>
-              <w14:checkbox>
-                <w14:checked w14:val="0"/>
-                <w14:checkedState w14:val="2612" w14:font="MS Gothic"/>
-                <w14:uncheckedState w14:val="2610" w14:font="MS Gothic"/>
-              </w14:checkbox>
-            </w:sdtPr>
-            <w:sdtEndPr/>
-            <w:sdtContent>
-              <w:p>
-                <w:pPr>
-                  <w:jc w:val="center"/>
-                  <w:rPr>
-                    <w:rFonts w:ascii="MS Gothic" w:eastAsia="MS Gothic" w:hAnsi="MS Gothic"/>
-                    <w:color w:val="244061" w:themeColor="accent1" w:themeShade="80"/>
-                    <w:sz w:val="28"/>
-                    <w:szCs w:val="28"/>
-                  </w:rPr>
-                </w:pPr>
-                <w:r>
-                  <w:rPr>
-                    <w:rFonts w:ascii="MS Gothic" w:eastAsia="MS Gothic" w:hAnsi="MS Gothic"/>
-                    <w:color w:val="244061" w:themeColor="accent1" w:themeShade="80"/>
-                    <w:sz w:val="28"/>
-                    <w:szCs w:val="28"/>
-                  </w:rPr>
-                  <w:t>☐</w:t>
-                </w:r>
-              </w:p>
-            </w:sdtContent>
-          </w:sdt>
-        </w:tc>
-        <w:tc>
-          <w:tcPr>
-            <w:tcW w:w="1559" w:type="dxa"/>
-          </w:tcPr>
-          <w:sdt>
-            <w:sdtPr>
-              <w:rPr>
-                <w:rFonts w:ascii="MS Gothic" w:eastAsia="MS Gothic" w:hAnsi="MS Gothic"/>
-                <w:color w:val="244061" w:themeColor="accent1" w:themeShade="80"/>
-                <w:sz w:val="28"/>
-                <w:szCs w:val="28"/>
-              </w:rPr>
-              <w:id w:val="-1784792512"/>
-              <w14:checkbox>
-                <w14:checked w14:val="0"/>
-                <w14:checkedState w14:val="2612" w14:font="MS Gothic"/>
-                <w14:uncheckedState w14:val="2610" w14:font="MS Gothic"/>
-              </w14:checkbox>
-            </w:sdtPr>
-            <w:sdtEndPr/>
-            <w:sdtContent>
-              <w:p>
-                <w:pPr>
-                  <w:jc w:val="center"/>
-                  <w:rPr>
-                    <w:rFonts w:ascii="MS Gothic" w:eastAsia="MS Gothic" w:hAnsi="MS Gothic"/>
-                    <w:color w:val="244061" w:themeColor="accent1" w:themeShade="80"/>
-                    <w:sz w:val="28"/>
-                    <w:szCs w:val="28"/>
-                  </w:rPr>
-                </w:pPr>
-                <w:r>
-                  <w:rPr>
-                    <w:rFonts w:ascii="MS Gothic" w:eastAsia="MS Gothic" w:hAnsi="MS Gothic"/>
-                    <w:color w:val="244061" w:themeColor="accent1" w:themeShade="80"/>
-                    <w:sz w:val="28"/>
-                    <w:szCs w:val="28"/>
-                  </w:rPr>
-                  <w:t>☐</w:t>
-                </w:r>
-              </w:p>
-            </w:sdtContent>
-          </w:sdt>
-        </w:tc>
-        <w:tc>
-          <w:tcPr>
-            <w:tcW w:w="1559" w:type="dxa"/>
-          </w:tcPr>
-          <w:p>
-            <w:pPr>
-              <w:jc w:val="center"/>
-              <w:rPr>
-                <w:rFonts w:ascii="MS Gothic" w:eastAsia="MS Gothic" w:hAnsi="MS Gothic"/>
-                <w:color w:val="244061" w:themeColor="accent1" w:themeShade="80"/>
-                <w:sz w:val="28"/>
-                <w:szCs w:val="28"/>
-              </w:rPr>
-            </w:pPr>
-          </w:p>
-        </w:tc>
-      </w:tr>
-      <w:tr>
-        <w:trPr>
-          <w:cantSplit/>
-          <w:trHeight w:val="1247"/>
-        </w:trPr>
-        <w:tc>
-          <w:tcPr>
-            <w:tcW w:w="2991" w:type="dxa"/>
-            <w:shd w:val="clear" w:color="auto" w:fill="DBE5F1" w:themeFill="accent1" w:themeFillTint="33"/>
-          </w:tcPr>
-          <w:p>
-            <w:pPr>
-              <w:rPr>
-                <w:rFonts w:ascii="Aptos Narrow" w:hAnsi="Aptos Narrow"/>
-                <w:b/>
-                <w:color w:val="244061" w:themeColor="accent1" w:themeShade="80"/>
-              </w:rPr>
-            </w:pPr>
-            <w:r>
-              <w:rPr>
-                <w:rFonts w:ascii="Aptos Narrow" w:hAnsi="Aptos Narrow"/>
-                <w:b/>
-                <w:color w:val="244061" w:themeColor="accent1" w:themeShade="80"/>
-              </w:rPr>
-              <w:t>Personal einstellen</w:t>
-            </w:r>
-          </w:p>
-          <w:p>
-            <w:pPr>
-              <w:rPr>
-                <w:rFonts w:ascii="Aptos Narrow" w:hAnsi="Aptos Narrow"/>
-                <w:bCs/>
-                <w:color w:val="244061" w:themeColor="accent1" w:themeShade="80"/>
-                <w:sz w:val="20"/>
-                <w:szCs w:val="20"/>
-              </w:rPr>
-            </w:pPr>
-          </w:p>
-          <w:p>
-            <w:pPr>
-              <w:rPr>
-                <w:rFonts w:ascii="Aptos Narrow" w:hAnsi="Aptos Narrow"/>
-                <w:b/>
-                <w:color w:val="244061" w:themeColor="accent1" w:themeShade="80"/>
-              </w:rPr>
-            </w:pPr>
-            <w:r>
-              <w:rPr>
-                <w:rFonts w:ascii="Aptos Narrow" w:hAnsi="Aptos Narrow"/>
-                <w:b/>
-                <w:color w:val="244061" w:themeColor="accent1" w:themeShade="80"/>
-                <w:sz w:val="20"/>
-                <w:szCs w:val="20"/>
-              </w:rPr>
-              <w:t>Hinweis:</w:t>
-            </w:r>
-            <w:r>
-              <w:rPr>
-                <w:rFonts w:ascii="Aptos Narrow" w:hAnsi="Aptos Narrow"/>
-                <w:b/>
-                <w:color w:val="244061" w:themeColor="accent1" w:themeShade="80"/>
-                <w:sz w:val="20"/>
-                <w:szCs w:val="20"/>
-              </w:rPr>
-              <w:br/>
-            </w:r>
-            <w:r>
-              <w:rPr>
-                <w:rFonts w:ascii="Aptos Narrow" w:hAnsi="Aptos Narrow"/>
-                <w:color w:val="244061" w:themeColor="accent1" w:themeShade="80"/>
-                <w:sz w:val="20"/>
-                <w:szCs w:val="20"/>
-              </w:rPr>
-              <w:t>Sie benötigen Daten aus der LS 8.3</w:t>
-            </w:r>
-          </w:p>
-        </w:tc>
-        <w:tc>
-          <w:tcPr>
-            <w:tcW w:w="6502" w:type="dxa"/>
-          </w:tcPr>
-          <w:p>
-            <w:pPr>
-              <w:tabs>
-                <w:tab w:val="left" w:pos="989"/>
-              </w:tabs>
-              <w:rPr>
-                <w:rFonts w:ascii="Aptos Narrow" w:hAnsi="Aptos Narrow"/>
-                <w:b/>
-              </w:rPr>
-            </w:pPr>
-            <w:r>
-              <w:rPr>
-                <w:rFonts w:ascii="Aptos Narrow" w:hAnsi="Aptos Narrow"/>
-                <w:b/>
-              </w:rPr>
-              <w:t>Lernsituation 8.5</w:t>
-            </w:r>
-          </w:p>
-          <w:p>
-            <w:pPr>
-              <w:tabs>
-                <w:tab w:val="left" w:pos="989"/>
-              </w:tabs>
-              <w:rPr>
-                <w:rFonts w:ascii="Aptos Narrow" w:hAnsi="Aptos Narrow"/>
-                <w:bCs/>
-                <w:sz w:val="20"/>
-                <w:szCs w:val="20"/>
-              </w:rPr>
-            </w:pPr>
-            <w:r>
-              <w:rPr>
-                <w:rFonts w:ascii="Aptos Narrow" w:hAnsi="Aptos Narrow"/>
-                <w:bCs/>
-                <w:sz w:val="20"/>
-                <w:szCs w:val="20"/>
-              </w:rPr>
-              <w:t>Arbeitsvertrag erstellen</w:t>
-            </w:r>
-          </w:p>
-          <w:p>
-            <w:pPr>
-              <w:tabs>
-                <w:tab w:val="left" w:pos="989"/>
-              </w:tabs>
-              <w:rPr>
-                <w:rFonts w:ascii="Aptos Narrow" w:hAnsi="Aptos Narrow"/>
-                <w:sz w:val="10"/>
-                <w:szCs w:val="10"/>
-              </w:rPr>
-            </w:pPr>
-          </w:p>
-          <w:p>
-            <w:pPr>
-              <w:tabs>
-                <w:tab w:val="left" w:pos="989"/>
-                <w:tab w:val="right" w:pos="4533"/>
-              </w:tabs>
-              <w:rPr>
-                <w:rFonts w:ascii="Aptos Narrow" w:hAnsi="Aptos Narrow"/>
-                <w:sz w:val="20"/>
-                <w:szCs w:val="20"/>
-              </w:rPr>
-            </w:pPr>
-            <w:r>
-              <w:rPr>
-                <w:rFonts w:ascii="Aptos Narrow" w:hAnsi="Aptos Narrow"/>
-                <w:sz w:val="20"/>
-                <w:szCs w:val="20"/>
-              </w:rPr>
-              <w:t>Arbeitsauftrag 1 – 5</w:t>
-            </w:r>
-          </w:p>
-          <w:p>
-            <w:pPr>
-              <w:tabs>
-                <w:tab w:val="left" w:pos="989"/>
-                <w:tab w:val="right" w:pos="4533"/>
-              </w:tabs>
-              <w:rPr>
-                <w:rFonts w:ascii="Aptos Narrow" w:hAnsi="Aptos Narrow"/>
-                <w:color w:val="215868" w:themeColor="accent5" w:themeShade="80"/>
-              </w:rPr>
-            </w:pPr>
-            <w:r>
-              <w:rPr>
-                <w:rFonts w:ascii="Aptos Narrow" w:hAnsi="Aptos Narrow"/>
-                <w:sz w:val="20"/>
-                <w:szCs w:val="20"/>
-              </w:rPr>
-              <w:t>Vertiefende Aufgaben 1 – 6</w:t>
-            </w:r>
-          </w:p>
-        </w:tc>
-        <w:tc>
-          <w:tcPr>
-            <w:tcW w:w="1559" w:type="dxa"/>
-          </w:tcPr>
-          <w:sdt>
-            <w:sdtPr>
-              <w:rPr>
-                <w:rFonts w:ascii="MS Gothic" w:eastAsia="MS Gothic" w:hAnsi="MS Gothic"/>
-                <w:color w:val="244061" w:themeColor="accent1" w:themeShade="80"/>
-                <w:sz w:val="28"/>
-                <w:szCs w:val="28"/>
-              </w:rPr>
-              <w:id w:val="555901644"/>
-              <w14:checkbox>
-                <w14:checked w14:val="0"/>
-                <w14:checkedState w14:val="2612" w14:font="MS Gothic"/>
-                <w14:uncheckedState w14:val="2610" w14:font="MS Gothic"/>
-              </w14:checkbox>
-            </w:sdtPr>
-            <w:sdtEndPr/>
-            <w:sdtContent>
-              <w:p>
-                <w:pPr>
-                  <w:jc w:val="center"/>
-                  <w:rPr>
-                    <w:rFonts w:ascii="MS Gothic" w:eastAsia="MS Gothic" w:hAnsi="MS Gothic"/>
-                    <w:color w:val="244061" w:themeColor="accent1" w:themeShade="80"/>
-                    <w:sz w:val="28"/>
-                    <w:szCs w:val="28"/>
-                  </w:rPr>
-                </w:pPr>
-                <w:r>
-                  <w:rPr>
-                    <w:rFonts w:ascii="MS Gothic" w:eastAsia="MS Gothic" w:hAnsi="MS Gothic"/>
-                    <w:color w:val="244061" w:themeColor="accent1" w:themeShade="80"/>
-                    <w:sz w:val="28"/>
-                    <w:szCs w:val="28"/>
-                  </w:rPr>
-                  <w:t>☐</w:t>
-                </w:r>
-              </w:p>
-            </w:sdtContent>
-          </w:sdt>
-        </w:tc>
-        <w:tc>
-          <w:tcPr>
-            <w:tcW w:w="1559" w:type="dxa"/>
-          </w:tcPr>
-          <w:sdt>
-            <w:sdtPr>
-              <w:rPr>
-                <w:rFonts w:ascii="MS Gothic" w:eastAsia="MS Gothic" w:hAnsi="MS Gothic"/>
-                <w:color w:val="244061" w:themeColor="accent1" w:themeShade="80"/>
-                <w:sz w:val="28"/>
-                <w:szCs w:val="28"/>
-              </w:rPr>
-              <w:id w:val="-184296438"/>
-              <w14:checkbox>
-                <w14:checked w14:val="0"/>
-                <w14:checkedState w14:val="2612" w14:font="MS Gothic"/>
-                <w14:uncheckedState w14:val="2610" w14:font="MS Gothic"/>
-              </w14:checkbox>
-            </w:sdtPr>
-            <w:sdtEndPr/>
-            <w:sdtContent>
-              <w:p>
-                <w:pPr>
-                  <w:jc w:val="center"/>
-                  <w:rPr>
-                    <w:rFonts w:ascii="MS Gothic" w:eastAsia="MS Gothic" w:hAnsi="MS Gothic"/>
-                    <w:color w:val="244061" w:themeColor="accent1" w:themeShade="80"/>
-                    <w:sz w:val="28"/>
-                    <w:szCs w:val="28"/>
-                  </w:rPr>
-                </w:pPr>
-                <w:r>
-                  <w:rPr>
-                    <w:rFonts w:ascii="MS Gothic" w:eastAsia="MS Gothic" w:hAnsi="MS Gothic"/>
-                    <w:color w:val="244061" w:themeColor="accent1" w:themeShade="80"/>
-                    <w:sz w:val="28"/>
-                    <w:szCs w:val="28"/>
-                  </w:rPr>
-                  <w:t>☐</w:t>
-                </w:r>
-              </w:p>
-            </w:sdtContent>
-          </w:sdt>
-        </w:tc>
-        <w:tc>
-          <w:tcPr>
-            <w:tcW w:w="1559" w:type="dxa"/>
-          </w:tcPr>
-          <w:sdt>
-            <w:sdtPr>
-              <w:rPr>
-                <w:rFonts w:ascii="MS Gothic" w:eastAsia="MS Gothic" w:hAnsi="MS Gothic"/>
-                <w:color w:val="244061" w:themeColor="accent1" w:themeShade="80"/>
-                <w:sz w:val="28"/>
-                <w:szCs w:val="28"/>
-              </w:rPr>
-              <w:id w:val="1457832615"/>
-              <w14:checkbox>
-                <w14:checked w14:val="0"/>
-                <w14:checkedState w14:val="2612" w14:font="MS Gothic"/>
-                <w14:uncheckedState w14:val="2610" w14:font="MS Gothic"/>
-              </w14:checkbox>
-            </w:sdtPr>
-            <w:sdtEndPr/>
-            <w:sdtContent>
-              <w:p>
-                <w:pPr>
-                  <w:jc w:val="center"/>
-                  <w:rPr>
-                    <w:rFonts w:ascii="MS Gothic" w:eastAsia="MS Gothic" w:hAnsi="MS Gothic"/>
-                    <w:color w:val="244061" w:themeColor="accent1" w:themeShade="80"/>
-                    <w:sz w:val="28"/>
-                    <w:szCs w:val="28"/>
-                  </w:rPr>
-                </w:pPr>
-                <w:r>
-                  <w:rPr>
-                    <w:rFonts w:ascii="MS Gothic" w:eastAsia="MS Gothic" w:hAnsi="MS Gothic"/>
-                    <w:color w:val="244061" w:themeColor="accent1" w:themeShade="80"/>
-                    <w:sz w:val="28"/>
-                    <w:szCs w:val="28"/>
-                  </w:rPr>
-                  <w:t>☐</w:t>
-                </w:r>
-              </w:p>
-            </w:sdtContent>
-          </w:sdt>
-        </w:tc>
-        <w:tc>
-          <w:tcPr>
-            <w:tcW w:w="1559" w:type="dxa"/>
-          </w:tcPr>
-          <w:p>
-            <w:pPr>
-              <w:jc w:val="center"/>
-              <w:rPr>
-                <w:rFonts w:ascii="MS Gothic" w:eastAsia="MS Gothic" w:hAnsi="MS Gothic"/>
-                <w:color w:val="244061" w:themeColor="accent1" w:themeShade="80"/>
-                <w:sz w:val="28"/>
-                <w:szCs w:val="28"/>
-              </w:rPr>
-            </w:pPr>
-          </w:p>
-        </w:tc>
-      </w:tr>
-    </w:tbl>
-    <w:p/>
-    <w:p>
-      <w:pPr>
-        <w:spacing w:after="200" w:line="276" w:lineRule="auto"/>
-      </w:pPr>
-      <w:r>
-        <w:br w:type="page"/>
-      </w:r>
-    </w:p>
-    <w:tbl>
-      <w:tblPr>
-        <w:tblStyle w:val="Tabellenraster"/>
-        <w:tblW w:w="5011" w:type="pct"/>
-        <w:tblLayout w:type="fixed"/>
-        <w:tblCellMar>
-          <w:top w:w="57" w:type="dxa"/>
-          <w:left w:w="57" w:type="dxa"/>
-          <w:bottom w:w="57" w:type="dxa"/>
-          <w:right w:w="57" w:type="dxa"/>
-        </w:tblCellMar>
-        <w:tblLook w:val="04A0" w:firstRow="1" w:lastRow="0" w:firstColumn="1" w:lastColumn="0" w:noHBand="0" w:noVBand="1"/>
-      </w:tblPr>
-      <w:tblGrid>
-        <w:gridCol w:w="2991"/>
-        <w:gridCol w:w="6502"/>
-        <w:gridCol w:w="1559"/>
-        <w:gridCol w:w="1559"/>
-        <w:gridCol w:w="1559"/>
-        <w:gridCol w:w="1559"/>
-      </w:tblGrid>
-      <w:tr>
-        <w:trPr>
-          <w:cantSplit/>
-          <w:trHeight w:val="567"/>
-          <w:tblHeader/>
-        </w:trPr>
-        <w:tc>
-          <w:tcPr>
-            <w:tcW w:w="2991" w:type="dxa"/>
-            <w:shd w:val="clear" w:color="auto" w:fill="B8CCE4" w:themeFill="accent1" w:themeFillTint="66"/>
-            <w:vAlign w:val="center"/>
-          </w:tcPr>
-          <w:p>
-            <w:pPr>
-              <w:rPr>
-                <w:rFonts w:ascii="Aptos Narrow" w:hAnsi="Aptos Narrow"/>
-                <w:b/>
-                <w:color w:val="244061" w:themeColor="accent1" w:themeShade="80"/>
-                <w:sz w:val="20"/>
-                <w:szCs w:val="20"/>
-              </w:rPr>
-            </w:pPr>
-            <w:r>
-              <w:rPr>
-                <w:rFonts w:ascii="Aptos Narrow" w:hAnsi="Aptos Narrow"/>
-                <w:b/>
-                <w:color w:val="244061" w:themeColor="accent1" w:themeShade="80"/>
-                <w:sz w:val="20"/>
-                <w:szCs w:val="20"/>
-              </w:rPr>
-              <w:lastRenderedPageBreak/>
-              <w:t>Themen</w:t>
-            </w:r>
-          </w:p>
-        </w:tc>
-        <w:tc>
-          <w:tcPr>
-            <w:tcW w:w="6502" w:type="dxa"/>
-            <w:shd w:val="clear" w:color="auto" w:fill="B8CCE4" w:themeFill="accent1" w:themeFillTint="66"/>
-            <w:vAlign w:val="center"/>
-          </w:tcPr>
-          <w:p>
-            <w:pPr>
-              <w:jc w:val="center"/>
-              <w:rPr>
-                <w:rFonts w:ascii="Aptos Narrow" w:hAnsi="Aptos Narrow"/>
-                <w:b/>
-                <w:color w:val="244061" w:themeColor="accent1" w:themeShade="80"/>
-                <w:sz w:val="20"/>
-                <w:szCs w:val="20"/>
-              </w:rPr>
-            </w:pPr>
-            <w:r>
-              <w:rPr>
-                <w:rFonts w:ascii="Aptos Narrow" w:hAnsi="Aptos Narrow"/>
-                <w:b/>
-                <w:color w:val="244061" w:themeColor="accent1" w:themeShade="80"/>
-                <w:sz w:val="20"/>
-                <w:szCs w:val="20"/>
-              </w:rPr>
-              <w:t>Lernsituation, Arbeitsaufträge und vertiefende Aufgaben</w:t>
-            </w:r>
-          </w:p>
-        </w:tc>
-        <w:tc>
-          <w:tcPr>
-            <w:tcW w:w="1559" w:type="dxa"/>
-            <w:shd w:val="clear" w:color="auto" w:fill="B8CCE4" w:themeFill="accent1" w:themeFillTint="66"/>
-            <w:vAlign w:val="center"/>
-          </w:tcPr>
-          <w:p>
-            <w:pPr>
-              <w:widowControl w:val="0"/>
-              <w:spacing w:line="259" w:lineRule="auto"/>
-              <w:jc w:val="center"/>
-              <w:rPr>
-                <w:rFonts w:ascii="Aptos Narrow" w:hAnsi="Aptos Narrow"/>
-                <w:b/>
-                <w:color w:val="244061" w:themeColor="accent1" w:themeShade="80"/>
-                <w:sz w:val="20"/>
-                <w:szCs w:val="20"/>
-              </w:rPr>
-            </w:pPr>
-            <w:r>
-              <w:rPr>
-                <w:rFonts w:ascii="Aptos Narrow" w:hAnsi="Aptos Narrow"/>
-                <w:b/>
-                <w:color w:val="244061" w:themeColor="accent1" w:themeShade="80"/>
-                <w:sz w:val="20"/>
-                <w:szCs w:val="20"/>
-              </w:rPr>
-              <w:t>Erledigt am …</w:t>
-            </w:r>
-          </w:p>
-        </w:tc>
-        <w:tc>
-          <w:tcPr>
-            <w:tcW w:w="1559" w:type="dxa"/>
-            <w:shd w:val="clear" w:color="auto" w:fill="B8CCE4" w:themeFill="accent1" w:themeFillTint="66"/>
-            <w:vAlign w:val="center"/>
-          </w:tcPr>
-          <w:p>
-            <w:pPr>
-              <w:jc w:val="center"/>
-              <w:rPr>
-                <w:rFonts w:ascii="Aptos Narrow" w:hAnsi="Aptos Narrow"/>
-                <w:b/>
-                <w:color w:val="244061" w:themeColor="accent1" w:themeShade="80"/>
-                <w:sz w:val="20"/>
-                <w:szCs w:val="20"/>
-              </w:rPr>
-            </w:pPr>
-            <w:r>
-              <w:rPr>
-                <w:rFonts w:ascii="Aptos Narrow" w:hAnsi="Aptos Narrow"/>
-                <w:b/>
-                <w:color w:val="244061" w:themeColor="accent1" w:themeShade="80"/>
-                <w:sz w:val="20"/>
-                <w:szCs w:val="20"/>
-              </w:rPr>
-              <w:t>Feedback</w:t>
-            </w:r>
-          </w:p>
-        </w:tc>
-        <w:tc>
-          <w:tcPr>
-            <w:tcW w:w="1559" w:type="dxa"/>
-            <w:shd w:val="clear" w:color="auto" w:fill="B8CCE4" w:themeFill="accent1" w:themeFillTint="66"/>
-            <w:vAlign w:val="center"/>
-          </w:tcPr>
-          <w:p>
-            <w:pPr>
-              <w:jc w:val="center"/>
-              <w:rPr>
-                <w:rFonts w:ascii="Aptos Narrow" w:hAnsi="Aptos Narrow"/>
-                <w:b/>
-                <w:color w:val="244061" w:themeColor="accent1" w:themeShade="80"/>
-                <w:sz w:val="20"/>
-                <w:szCs w:val="20"/>
-              </w:rPr>
-            </w:pPr>
-            <w:r>
-              <w:rPr>
-                <w:rFonts w:ascii="Aptos Narrow" w:hAnsi="Aptos Narrow"/>
-                <w:b/>
-                <w:color w:val="244061" w:themeColor="accent1" w:themeShade="80"/>
-                <w:sz w:val="20"/>
-                <w:szCs w:val="20"/>
-              </w:rPr>
-              <w:t>Nachbesserung erforderlich</w:t>
-            </w:r>
-          </w:p>
-        </w:tc>
-        <w:tc>
-          <w:tcPr>
-            <w:tcW w:w="1559" w:type="dxa"/>
-            <w:shd w:val="clear" w:color="auto" w:fill="B8CCE4" w:themeFill="accent1" w:themeFillTint="66"/>
-            <w:vAlign w:val="center"/>
-          </w:tcPr>
-          <w:p>
-            <w:pPr>
-              <w:jc w:val="center"/>
-              <w:rPr>
-                <w:rFonts w:ascii="Aptos Narrow" w:hAnsi="Aptos Narrow"/>
-                <w:b/>
-                <w:color w:val="244061" w:themeColor="accent1" w:themeShade="80"/>
-                <w:sz w:val="20"/>
-                <w:szCs w:val="20"/>
-              </w:rPr>
-            </w:pPr>
-            <w:r>
-              <w:rPr>
-                <w:rFonts w:ascii="Aptos Narrow" w:hAnsi="Aptos Narrow"/>
-                <w:b/>
-                <w:color w:val="244061" w:themeColor="accent1" w:themeShade="80"/>
-                <w:sz w:val="20"/>
-                <w:szCs w:val="20"/>
-              </w:rPr>
-              <w:t xml:space="preserve">Unterschrift </w:t>
-            </w:r>
-            <w:r>
-              <w:rPr>
-                <w:rFonts w:ascii="Aptos Narrow" w:hAnsi="Aptos Narrow"/>
-                <w:b/>
-                <w:color w:val="244061" w:themeColor="accent1" w:themeShade="80"/>
-                <w:sz w:val="20"/>
-                <w:szCs w:val="20"/>
-              </w:rPr>
-              <w:br/>
-              <w:t>Ausbildende</w:t>
-            </w:r>
-          </w:p>
-        </w:tc>
-      </w:tr>
-      <w:tr>
-        <w:trPr>
-          <w:cantSplit/>
-          <w:trHeight w:val="227"/>
-          <w:tblHeader/>
-        </w:trPr>
-        <w:tc>
-          <w:tcPr>
-            <w:tcW w:w="15729" w:type="dxa"/>
-            <w:gridSpan w:val="6"/>
-            <w:shd w:val="clear" w:color="auto" w:fill="DBE5F1" w:themeFill="accent1" w:themeFillTint="33"/>
-            <w:vAlign w:val="center"/>
-          </w:tcPr>
-          <w:p>
-            <w:pPr>
-              <w:jc w:val="right"/>
-              <w:rPr>
-                <w:rFonts w:ascii="Aptos Narrow" w:hAnsi="Aptos Narrow"/>
-                <w:b/>
-                <w:color w:val="244061" w:themeColor="accent1" w:themeShade="80"/>
-                <w:sz w:val="18"/>
-                <w:szCs w:val="18"/>
-              </w:rPr>
-            </w:pPr>
-            <w:proofErr w:type="spellStart"/>
-            <w:r>
-              <w:rPr>
-                <w:rFonts w:ascii="Aptos Narrow" w:hAnsi="Aptos Narrow"/>
-                <w:b/>
-                <w:color w:val="244061" w:themeColor="accent1" w:themeShade="80"/>
-                <w:sz w:val="18"/>
-                <w:szCs w:val="18"/>
-              </w:rPr>
-              <w:t>BüroWelt</w:t>
-            </w:r>
-            <w:proofErr w:type="spellEnd"/>
-            <w:r>
-              <w:rPr>
-                <w:rFonts w:ascii="Aptos Narrow" w:hAnsi="Aptos Narrow"/>
-                <w:b/>
-                <w:color w:val="244061" w:themeColor="accent1" w:themeShade="80"/>
-                <w:sz w:val="18"/>
-                <w:szCs w:val="18"/>
-              </w:rPr>
-              <w:t xml:space="preserve"> &amp; </w:t>
-            </w:r>
-            <w:proofErr w:type="spellStart"/>
-            <w:r>
-              <w:rPr>
-                <w:rFonts w:ascii="Aptos Narrow" w:hAnsi="Aptos Narrow"/>
-                <w:b/>
-                <w:color w:val="244061" w:themeColor="accent1" w:themeShade="80"/>
-                <w:sz w:val="18"/>
-                <w:szCs w:val="18"/>
-              </w:rPr>
-              <w:t>BüroMaterial</w:t>
-            </w:r>
-            <w:proofErr w:type="spellEnd"/>
-            <w:r>
-              <w:rPr>
-                <w:rFonts w:ascii="Aptos Narrow" w:hAnsi="Aptos Narrow"/>
-                <w:b/>
-                <w:color w:val="244061" w:themeColor="accent1" w:themeShade="80"/>
-                <w:sz w:val="18"/>
-                <w:szCs w:val="18"/>
-              </w:rPr>
-              <w:t xml:space="preserve"> – Teil 2, Lernfeld 8</w:t>
-            </w:r>
-          </w:p>
-        </w:tc>
-      </w:tr>
-      <w:tr>
-        <w:trPr>
-          <w:cantSplit/>
           <w:trHeight w:val="1247"/>
         </w:trPr>
         <w:tc>
@@ -5852,7 +5880,23 @@
                 <w:sz w:val="20"/>
                 <w:szCs w:val="20"/>
               </w:rPr>
-              <w:t>Abmahnung formulieren</w:t>
+              <w:t>Abmahnung</w:t>
+            </w:r>
+            <w:r>
+              <w:rPr>
+                <w:rFonts w:ascii="Aptos Narrow" w:hAnsi="Aptos Narrow"/>
+                <w:sz w:val="20"/>
+                <w:szCs w:val="20"/>
+              </w:rPr>
+              <w:t>en</w:t>
+            </w:r>
+            <w:r>
+              <w:rPr>
+                <w:rFonts w:ascii="Aptos Narrow" w:hAnsi="Aptos Narrow"/>
+                <w:sz w:val="20"/>
+                <w:szCs w:val="20"/>
+              </w:rPr>
+              <w:t xml:space="preserve"> formulieren</w:t>
             </w:r>
           </w:p>
           <w:p>
@@ -6474,7 +6518,31 @@
                 <w:sz w:val="20"/>
                 <w:szCs w:val="20"/>
               </w:rPr>
-              <w:t>Kündigungsschutzklage und Amtsgerichtsbarkeit</w:t>
+              <w:t xml:space="preserve">Möglichkeit der </w:t>
+            </w:r>
+            <w:r>
+              <w:rPr>
+                <w:rFonts w:ascii="Aptos Narrow" w:hAnsi="Aptos Narrow"/>
+                <w:sz w:val="20"/>
+                <w:szCs w:val="20"/>
+              </w:rPr>
+              <w:t xml:space="preserve">Kündigungsschutzklage und </w:t>
+            </w:r>
+            <w:r>
+              <w:rPr>
+                <w:rFonts w:ascii="Aptos Narrow" w:hAnsi="Aptos Narrow"/>
+                <w:sz w:val="20"/>
+                <w:szCs w:val="20"/>
+              </w:rPr>
+              <w:t xml:space="preserve">Aufbau der </w:t>
+            </w:r>
+            <w:r>
+              <w:rPr>
+                <w:rFonts w:ascii="Aptos Narrow" w:hAnsi="Aptos Narrow"/>
+                <w:sz w:val="20"/>
+                <w:szCs w:val="20"/>
+              </w:rPr>
+              <w:t>Amtsgerichtsbarkeit</w:t>
             </w:r>
           </w:p>
           <w:p>
@@ -6794,7 +6862,7 @@
                 <w:sz w:val="20"/>
                 <w:szCs w:val="20"/>
               </w:rPr>
-              <w:t>Den Personalaustritt organisieren</w:t>
+              <w:t>Personalaustritt organisieren</w:t>
             </w:r>
           </w:p>
           <w:p>
@@ -7008,7 +7076,7 @@
       <w:headerReference w:type="default" r:id="rId7"/>
       <w:footerReference w:type="default" r:id="rId8"/>
       <w:pgSz w:w="16838" w:h="11906" w:orient="landscape" w:code="9"/>
-      <w:pgMar w:top="1418" w:right="567" w:bottom="397" w:left="567" w:header="851" w:footer="397" w:gutter="0"/>
+      <w:pgMar w:top="1304" w:right="567" w:bottom="397" w:left="567" w:header="567" w:footer="284" w:gutter="0"/>
       <w:cols w:space="708"/>
       <w:docGrid w:linePitch="360"/>
     </w:sectPr>
@@ -7017,7 +7085,7 @@
 </file>
 
 <file path=word/endnotes.xml><?xml version="1.0" encoding="utf-8"?>
-<w:endnotes xmlns:wpc="http://schemas.microsoft.com/office/word/2010/wordprocessingCanvas" xmlns:cx="http://schemas.microsoft.com/office/drawing/2014/chartex" xmlns:cx1="http://schemas.microsoft.com/office/drawing/2015/9/8/chartex" xmlns:cx2="http://schemas.microsoft.com/office/drawing/2015/10/21/chartex" xmlns:cx3="http://schemas.microsoft.com/office/drawing/2016/5/9/chartex" xmlns:cx4="http://schemas.microsoft.com/office/drawing/2016/5/10/chartex" xmlns:cx5="http://schemas.microsoft.com/office/drawing/2016/5/11/chartex" xmlns:cx6="http://schemas.microsoft.com/office/drawing/2016/5/12/chartex" xmlns:cx7="http://schemas.microsoft.com/office/drawing/2016/5/13/chartex" xmlns:cx8="http://schemas.microsoft.com/office/drawing/2016/5/14/chartex" xmlns:mc="http://schemas.openxmlformats.org/markup-compatibility/2006" xmlns:aink="http://schemas.microsoft.com/office/drawing/2016/ink" xmlns:am3d="http://schemas.microsoft.com/office/drawing/2017/model3d" xmlns:o="urn:schemas-microsoft-com:office:office" xmlns:oel="http://schemas.microsoft.com/office/2019/extlst" xmlns:r="http://schemas.openxmlformats.org/officeDocument/2006/relationships" xmlns:m="http://schemas.openxmlformats.org/officeDocument/2006/math" xmlns:v="urn:schemas-microsoft-com:vml" xmlns:wp14="http://schemas.microsoft.com/office/word/2010/wordprocessingDrawing" xmlns:wp="http://schemas.openxmlformats.org/drawingml/2006/wordprocessingDrawing" xmlns:w10="urn:schemas-microsoft-com:office:word" xmlns:w="http://schemas.openxmlformats.org/wordprocessingml/2006/main" xmlns:w14="http://schemas.microsoft.com/office/word/2010/wordml" xmlns:w15="http://schemas.microsoft.com/office/word/2012/wordml" xmlns:w16cex="http://schemas.microsoft.com/office/word/2018/wordml/cex" xmlns:w16cid="http://schemas.microsoft.com/office/word/2016/wordml/cid" xmlns:w16="http://schemas.microsoft.com/office/word/2018/wordml" xmlns:w16du="http://schemas.microsoft.com/office/word/2023/wordml/word16du" xmlns:w16sdtdh="http://schemas.microsoft.com/office/word/2020/wordml/sdtdatahash" xmlns:w16sdtfl="http://schemas.microsoft.com/office/word/2024/wordml/sdtformatlock" xmlns:w16se="http://schemas.microsoft.com/office/word/2015/wordml/symex" xmlns:wpg="http://schemas.microsoft.com/office/word/2010/wordprocessingGroup" xmlns:wpi="http://schemas.microsoft.com/office/word/2010/wordprocessingInk" xmlns:wne="http://schemas.microsoft.com/office/word/2006/wordml" xmlns:wps="http://schemas.microsoft.com/office/word/2010/wordprocessingShape" mc:Ignorable="w14 w15 w16se w16cid w16 w16cex w16sdtdh w16sdtfl w16du wp14">
+<w:endnotes xmlns:wpc="http://schemas.microsoft.com/office/word/2010/wordprocessingCanvas" xmlns:cx="http://schemas.microsoft.com/office/drawing/2014/chartex" xmlns:cx1="http://schemas.microsoft.com/office/drawing/2015/9/8/chartex" xmlns:cx2="http://schemas.microsoft.com/office/drawing/2015/10/21/chartex" xmlns:cx3="http://schemas.microsoft.com/office/drawing/2016/5/9/chartex" xmlns:cx4="http://schemas.microsoft.com/office/drawing/2016/5/10/chartex" xmlns:cx5="http://schemas.microsoft.com/office/drawing/2016/5/11/chartex" xmlns:cx6="http://schemas.microsoft.com/office/drawing/2016/5/12/chartex" xmlns:cx7="http://schemas.microsoft.com/office/drawing/2016/5/13/chartex" xmlns:cx8="http://schemas.microsoft.com/office/drawing/2016/5/14/chartex" xmlns:mc="http://schemas.openxmlformats.org/markup-compatibility/2006" xmlns:aink="http://schemas.microsoft.com/office/drawing/2016/ink" xmlns:am3d="http://schemas.microsoft.com/office/drawing/2017/model3d" xmlns:o="urn:schemas-microsoft-com:office:office" xmlns:oel="http://schemas.microsoft.com/office/2019/extlst" xmlns:r="http://schemas.openxmlformats.org/officeDocument/2006/relationships" xmlns:m="http://schemas.openxmlformats.org/officeDocument/2006/math" xmlns:v="urn:schemas-microsoft-com:vml" xmlns:wp14="http://schemas.microsoft.com/office/word/2010/wordprocessingDrawing" xmlns:wp="http://schemas.openxmlformats.org/drawingml/2006/wordprocessingDrawing" xmlns:w10="urn:schemas-microsoft-com:office:word" xmlns:w="http://schemas.openxmlformats.org/wordprocessingml/2006/main" xmlns:w14="http://schemas.microsoft.com/office/word/2010/wordml" xmlns:w15="http://schemas.microsoft.com/office/word/2012/wordml" xmlns:w16cex="http://schemas.microsoft.com/office/word/2018/wordml/cex" xmlns:w16cid="http://schemas.microsoft.com/office/word/2016/wordml/cid" xmlns:w16="http://schemas.microsoft.com/office/word/2018/wordml" xmlns:w16sdtdh="http://schemas.microsoft.com/office/word/2020/wordml/sdtdatahash" xmlns:w16se="http://schemas.microsoft.com/office/word/2015/wordml/symex" xmlns:wpg="http://schemas.microsoft.com/office/word/2010/wordprocessingGroup" xmlns:wpi="http://schemas.microsoft.com/office/word/2010/wordprocessingInk" xmlns:wne="http://schemas.microsoft.com/office/word/2006/wordml" xmlns:wps="http://schemas.microsoft.com/office/word/2010/wordprocessingShape" mc:Ignorable="w14 w15 w16se w16cid w16 w16cex w16sdtdh wp14">
   <w:endnote w:type="separator" w:id="-1">
     <w:p>
       <w:pPr>
@@ -7042,7 +7110,7 @@
 </file>
 
 <file path=word/footer1.xml><?xml version="1.0" encoding="utf-8"?>
-<w:ftr xmlns:wpc="http://schemas.microsoft.com/office/word/2010/wordprocessingCanvas" xmlns:cx="http://schemas.microsoft.com/office/drawing/2014/chartex" xmlns:cx1="http://schemas.microsoft.com/office/drawing/2015/9/8/chartex" xmlns:cx2="http://schemas.microsoft.com/office/drawing/2015/10/21/chartex" xmlns:cx3="http://schemas.microsoft.com/office/drawing/2016/5/9/chartex" xmlns:cx4="http://schemas.microsoft.com/office/drawing/2016/5/10/chartex" xmlns:cx5="http://schemas.microsoft.com/office/drawing/2016/5/11/chartex" xmlns:cx6="http://schemas.microsoft.com/office/drawing/2016/5/12/chartex" xmlns:cx7="http://schemas.microsoft.com/office/drawing/2016/5/13/chartex" xmlns:cx8="http://schemas.microsoft.com/office/drawing/2016/5/14/chartex" xmlns:mc="http://schemas.openxmlformats.org/markup-compatibility/2006" xmlns:aink="http://schemas.microsoft.com/office/drawing/2016/ink" xmlns:am3d="http://schemas.microsoft.com/office/drawing/2017/model3d" xmlns:o="urn:schemas-microsoft-com:office:office" xmlns:oel="http://schemas.microsoft.com/office/2019/extlst" xmlns:r="http://schemas.openxmlformats.org/officeDocument/2006/relationships" xmlns:m="http://schemas.openxmlformats.org/officeDocument/2006/math" xmlns:v="urn:schemas-microsoft-com:vml" xmlns:wp14="http://schemas.microsoft.com/office/word/2010/wordprocessingDrawing" xmlns:wp="http://schemas.openxmlformats.org/drawingml/2006/wordprocessingDrawing" xmlns:w10="urn:schemas-microsoft-com:office:word" xmlns:w="http://schemas.openxmlformats.org/wordprocessingml/2006/main" xmlns:w14="http://schemas.microsoft.com/office/word/2010/wordml" xmlns:w15="http://schemas.microsoft.com/office/word/2012/wordml" xmlns:w16cex="http://schemas.microsoft.com/office/word/2018/wordml/cex" xmlns:w16cid="http://schemas.microsoft.com/office/word/2016/wordml/cid" xmlns:w16="http://schemas.microsoft.com/office/word/2018/wordml" xmlns:w16du="http://schemas.microsoft.com/office/word/2023/wordml/word16du" xmlns:w16sdtdh="http://schemas.microsoft.com/office/word/2020/wordml/sdtdatahash" xmlns:w16sdtfl="http://schemas.microsoft.com/office/word/2024/wordml/sdtformatlock" xmlns:w16se="http://schemas.microsoft.com/office/word/2015/wordml/symex" xmlns:wpg="http://schemas.microsoft.com/office/word/2010/wordprocessingGroup" xmlns:wpi="http://schemas.microsoft.com/office/word/2010/wordprocessingInk" xmlns:wne="http://schemas.microsoft.com/office/word/2006/wordml" xmlns:wps="http://schemas.microsoft.com/office/word/2010/wordprocessingShape" mc:Ignorable="w14 w15 w16se w16cid w16 w16cex w16sdtdh w16sdtfl w16du wp14">
+<w:ftr xmlns:wpc="http://schemas.microsoft.com/office/word/2010/wordprocessingCanvas" xmlns:cx="http://schemas.microsoft.com/office/drawing/2014/chartex" xmlns:cx1="http://schemas.microsoft.com/office/drawing/2015/9/8/chartex" xmlns:cx2="http://schemas.microsoft.com/office/drawing/2015/10/21/chartex" xmlns:cx3="http://schemas.microsoft.com/office/drawing/2016/5/9/chartex" xmlns:cx4="http://schemas.microsoft.com/office/drawing/2016/5/10/chartex" xmlns:cx5="http://schemas.microsoft.com/office/drawing/2016/5/11/chartex" xmlns:cx6="http://schemas.microsoft.com/office/drawing/2016/5/12/chartex" xmlns:cx7="http://schemas.microsoft.com/office/drawing/2016/5/13/chartex" xmlns:cx8="http://schemas.microsoft.com/office/drawing/2016/5/14/chartex" xmlns:mc="http://schemas.openxmlformats.org/markup-compatibility/2006" xmlns:aink="http://schemas.microsoft.com/office/drawing/2016/ink" xmlns:am3d="http://schemas.microsoft.com/office/drawing/2017/model3d" xmlns:o="urn:schemas-microsoft-com:office:office" xmlns:oel="http://schemas.microsoft.com/office/2019/extlst" xmlns:r="http://schemas.openxmlformats.org/officeDocument/2006/relationships" xmlns:m="http://schemas.openxmlformats.org/officeDocument/2006/math" xmlns:v="urn:schemas-microsoft-com:vml" xmlns:wp14="http://schemas.microsoft.com/office/word/2010/wordprocessingDrawing" xmlns:wp="http://schemas.openxmlformats.org/drawingml/2006/wordprocessingDrawing" xmlns:w10="urn:schemas-microsoft-com:office:word" xmlns:w="http://schemas.openxmlformats.org/wordprocessingml/2006/main" xmlns:w14="http://schemas.microsoft.com/office/word/2010/wordml" xmlns:w15="http://schemas.microsoft.com/office/word/2012/wordml" xmlns:w16cex="http://schemas.microsoft.com/office/word/2018/wordml/cex" xmlns:w16cid="http://schemas.microsoft.com/office/word/2016/wordml/cid" xmlns:w16="http://schemas.microsoft.com/office/word/2018/wordml" xmlns:w16sdtdh="http://schemas.microsoft.com/office/word/2020/wordml/sdtdatahash" xmlns:w16se="http://schemas.microsoft.com/office/word/2015/wordml/symex" xmlns:wpg="http://schemas.microsoft.com/office/word/2010/wordprocessingGroup" xmlns:wpi="http://schemas.microsoft.com/office/word/2010/wordprocessingInk" xmlns:wne="http://schemas.microsoft.com/office/word/2006/wordml" xmlns:wps="http://schemas.microsoft.com/office/word/2010/wordprocessingShape" mc:Ignorable="w14 w15 w16se w16cid w16 w16cex w16sdtdh wp14">
   <w:p>
     <w:pPr>
       <w:rPr>
@@ -7334,7 +7402,7 @@
 </file>
 
 <file path=word/footnotes.xml><?xml version="1.0" encoding="utf-8"?>
-<w:footnotes xmlns:wpc="http://schemas.microsoft.com/office/word/2010/wordprocessingCanvas" xmlns:cx="http://schemas.microsoft.com/office/drawing/2014/chartex" xmlns:cx1="http://schemas.microsoft.com/office/drawing/2015/9/8/chartex" xmlns:cx2="http://schemas.microsoft.com/office/drawing/2015/10/21/chartex" xmlns:cx3="http://schemas.microsoft.com/office/drawing/2016/5/9/chartex" xmlns:cx4="http://schemas.microsoft.com/office/drawing/2016/5/10/chartex" xmlns:cx5="http://schemas.microsoft.com/office/drawing/2016/5/11/chartex" xmlns:cx6="http://schemas.microsoft.com/office/drawing/2016/5/12/chartex" xmlns:cx7="http://schemas.microsoft.com/office/drawing/2016/5/13/chartex" xmlns:cx8="http://schemas.microsoft.com/office/drawing/2016/5/14/chartex" xmlns:mc="http://schemas.openxmlformats.org/markup-compatibility/2006" xmlns:aink="http://schemas.microsoft.com/office/drawing/2016/ink" xmlns:am3d="http://schemas.microsoft.com/office/drawing/2017/model3d" xmlns:o="urn:schemas-microsoft-com:office:office" xmlns:oel="http://schemas.microsoft.com/office/2019/extlst" xmlns:r="http://schemas.openxmlformats.org/officeDocument/2006/relationships" xmlns:m="http://schemas.openxmlformats.org/officeDocument/2006/math" xmlns:v="urn:schemas-microsoft-com:vml" xmlns:wp14="http://schemas.microsoft.com/office/word/2010/wordprocessingDrawing" xmlns:wp="http://schemas.openxmlformats.org/drawingml/2006/wordprocessingDrawing" xmlns:w10="urn:schemas-microsoft-com:office:word" xmlns:w="http://schemas.openxmlformats.org/wordprocessingml/2006/main" xmlns:w14="http://schemas.microsoft.com/office/word/2010/wordml" xmlns:w15="http://schemas.microsoft.com/office/word/2012/wordml" xmlns:w16cex="http://schemas.microsoft.com/office/word/2018/wordml/cex" xmlns:w16cid="http://schemas.microsoft.com/office/word/2016/wordml/cid" xmlns:w16="http://schemas.microsoft.com/office/word/2018/wordml" xmlns:w16du="http://schemas.microsoft.com/office/word/2023/wordml/word16du" xmlns:w16sdtdh="http://schemas.microsoft.com/office/word/2020/wordml/sdtdatahash" xmlns:w16sdtfl="http://schemas.microsoft.com/office/word/2024/wordml/sdtformatlock" xmlns:w16se="http://schemas.microsoft.com/office/word/2015/wordml/symex" xmlns:wpg="http://schemas.microsoft.com/office/word/2010/wordprocessingGroup" xmlns:wpi="http://schemas.microsoft.com/office/word/2010/wordprocessingInk" xmlns:wne="http://schemas.microsoft.com/office/word/2006/wordml" xmlns:wps="http://schemas.microsoft.com/office/word/2010/wordprocessingShape" mc:Ignorable="w14 w15 w16se w16cid w16 w16cex w16sdtdh w16sdtfl w16du wp14">
+<w:footnotes xmlns:wpc="http://schemas.microsoft.com/office/word/2010/wordprocessingCanvas" xmlns:cx="http://schemas.microsoft.com/office/drawing/2014/chartex" xmlns:cx1="http://schemas.microsoft.com/office/drawing/2015/9/8/chartex" xmlns:cx2="http://schemas.microsoft.com/office/drawing/2015/10/21/chartex" xmlns:cx3="http://schemas.microsoft.com/office/drawing/2016/5/9/chartex" xmlns:cx4="http://schemas.microsoft.com/office/drawing/2016/5/10/chartex" xmlns:cx5="http://schemas.microsoft.com/office/drawing/2016/5/11/chartex" xmlns:cx6="http://schemas.microsoft.com/office/drawing/2016/5/12/chartex" xmlns:cx7="http://schemas.microsoft.com/office/drawing/2016/5/13/chartex" xmlns:cx8="http://schemas.microsoft.com/office/drawing/2016/5/14/chartex" xmlns:mc="http://schemas.openxmlformats.org/markup-compatibility/2006" xmlns:aink="http://schemas.microsoft.com/office/drawing/2016/ink" xmlns:am3d="http://schemas.microsoft.com/office/drawing/2017/model3d" xmlns:o="urn:schemas-microsoft-com:office:office" xmlns:oel="http://schemas.microsoft.com/office/2019/extlst" xmlns:r="http://schemas.openxmlformats.org/officeDocument/2006/relationships" xmlns:m="http://schemas.openxmlformats.org/officeDocument/2006/math" xmlns:v="urn:schemas-microsoft-com:vml" xmlns:wp14="http://schemas.microsoft.com/office/word/2010/wordprocessingDrawing" xmlns:wp="http://schemas.openxmlformats.org/drawingml/2006/wordprocessingDrawing" xmlns:w10="urn:schemas-microsoft-com:office:word" xmlns:w="http://schemas.openxmlformats.org/wordprocessingml/2006/main" xmlns:w14="http://schemas.microsoft.com/office/word/2010/wordml" xmlns:w15="http://schemas.microsoft.com/office/word/2012/wordml" xmlns:w16cex="http://schemas.microsoft.com/office/word/2018/wordml/cex" xmlns:w16cid="http://schemas.microsoft.com/office/word/2016/wordml/cid" xmlns:w16="http://schemas.microsoft.com/office/word/2018/wordml" xmlns:w16sdtdh="http://schemas.microsoft.com/office/word/2020/wordml/sdtdatahash" xmlns:w16se="http://schemas.microsoft.com/office/word/2015/wordml/symex" xmlns:wpg="http://schemas.microsoft.com/office/word/2010/wordprocessingGroup" xmlns:wpi="http://schemas.microsoft.com/office/word/2010/wordprocessingInk" xmlns:wne="http://schemas.microsoft.com/office/word/2006/wordml" xmlns:wps="http://schemas.microsoft.com/office/word/2010/wordprocessingShape" mc:Ignorable="w14 w15 w16se w16cid w16 w16cex w16sdtdh wp14">
   <w:footnote w:type="separator" w:id="-1">
     <w:p>
       <w:pPr>
@@ -7355,11 +7423,42 @@
       </w:r>
     </w:p>
   </w:footnote>
+  <w:footnote w:id="1">
+    <w:p>
+      <w:pPr>
+        <w:pStyle w:val="Funotentext"/>
+      </w:pPr>
+      <w:r>
+        <w:rPr>
+          <w:rStyle w:val="Funotenzeichen"/>
+        </w:rPr>
+        <w:footnoteRef/>
+      </w:r>
+      <w:r>
+        <w:t xml:space="preserve"> </w:t>
+      </w:r>
+      <w:r>
+        <w:t xml:space="preserve">Bitte erstellen Sie pro Lernsituation eine Arbeitsdatei; Dateibezeichnung z. B. LS </w:t>
+      </w:r>
+      <w:r>
+        <w:t>1.3</w:t>
+      </w:r>
+      <w:r>
+        <w:t xml:space="preserve"> </w:t>
+      </w:r>
+      <w:r>
+        <w:t>Berufsausbildung</w:t>
+      </w:r>
+      <w:r>
+        <w:t>-Müller.docx</w:t>
+      </w:r>
+    </w:p>
+  </w:footnote>
 </w:footnotes>
 </file>
 
 <file path=word/header1.xml><?xml version="1.0" encoding="utf-8"?>
-<w:hdr xmlns:wpc="http://schemas.microsoft.com/office/word/2010/wordprocessingCanvas" xmlns:cx="http://schemas.microsoft.com/office/drawing/2014/chartex" xmlns:cx1="http://schemas.microsoft.com/office/drawing/2015/9/8/chartex" xmlns:cx2="http://schemas.microsoft.com/office/drawing/2015/10/21/chartex" xmlns:cx3="http://schemas.microsoft.com/office/drawing/2016/5/9/chartex" xmlns:cx4="http://schemas.microsoft.com/office/drawing/2016/5/10/chartex" xmlns:cx5="http://schemas.microsoft.com/office/drawing/2016/5/11/chartex" xmlns:cx6="http://schemas.microsoft.com/office/drawing/2016/5/12/chartex" xmlns:cx7="http://schemas.microsoft.com/office/drawing/2016/5/13/chartex" xmlns:cx8="http://schemas.microsoft.com/office/drawing/2016/5/14/chartex" xmlns:mc="http://schemas.openxmlformats.org/markup-compatibility/2006" xmlns:aink="http://schemas.microsoft.com/office/drawing/2016/ink" xmlns:am3d="http://schemas.microsoft.com/office/drawing/2017/model3d" xmlns:o="urn:schemas-microsoft-com:office:office" xmlns:oel="http://schemas.microsoft.com/office/2019/extlst" xmlns:r="http://schemas.openxmlformats.org/officeDocument/2006/relationships" xmlns:m="http://schemas.openxmlformats.org/officeDocument/2006/math" xmlns:v="urn:schemas-microsoft-com:vml" xmlns:wp14="http://schemas.microsoft.com/office/word/2010/wordprocessingDrawing" xmlns:wp="http://schemas.openxmlformats.org/drawingml/2006/wordprocessingDrawing" xmlns:w10="urn:schemas-microsoft-com:office:word" xmlns:w="http://schemas.openxmlformats.org/wordprocessingml/2006/main" xmlns:w14="http://schemas.microsoft.com/office/word/2010/wordml" xmlns:w15="http://schemas.microsoft.com/office/word/2012/wordml" xmlns:w16cex="http://schemas.microsoft.com/office/word/2018/wordml/cex" xmlns:w16cid="http://schemas.microsoft.com/office/word/2016/wordml/cid" xmlns:w16="http://schemas.microsoft.com/office/word/2018/wordml" xmlns:w16du="http://schemas.microsoft.com/office/word/2023/wordml/word16du" xmlns:w16sdtdh="http://schemas.microsoft.com/office/word/2020/wordml/sdtdatahash" xmlns:w16sdtfl="http://schemas.microsoft.com/office/word/2024/wordml/sdtformatlock" xmlns:w16se="http://schemas.microsoft.com/office/word/2015/wordml/symex" xmlns:wpg="http://schemas.microsoft.com/office/word/2010/wordprocessingGroup" xmlns:wpi="http://schemas.microsoft.com/office/word/2010/wordprocessingInk" xmlns:wne="http://schemas.microsoft.com/office/word/2006/wordml" xmlns:wps="http://schemas.microsoft.com/office/word/2010/wordprocessingShape" mc:Ignorable="w14 w15 w16se w16cid w16 w16cex w16sdtdh w16sdtfl w16du wp14">
+<w:hdr xmlns:wpc="http://schemas.microsoft.com/office/word/2010/wordprocessingCanvas" xmlns:cx="http://schemas.microsoft.com/office/drawing/2014/chartex" xmlns:cx1="http://schemas.microsoft.com/office/drawing/2015/9/8/chartex" xmlns:cx2="http://schemas.microsoft.com/office/drawing/2015/10/21/chartex" xmlns:cx3="http://schemas.microsoft.com/office/drawing/2016/5/9/chartex" xmlns:cx4="http://schemas.microsoft.com/office/drawing/2016/5/10/chartex" xmlns:cx5="http://schemas.microsoft.com/office/drawing/2016/5/11/chartex" xmlns:cx6="http://schemas.microsoft.com/office/drawing/2016/5/12/chartex" xmlns:cx7="http://schemas.microsoft.com/office/drawing/2016/5/13/chartex" xmlns:cx8="http://schemas.microsoft.com/office/drawing/2016/5/14/chartex" xmlns:mc="http://schemas.openxmlformats.org/markup-compatibility/2006" xmlns:aink="http://schemas.microsoft.com/office/drawing/2016/ink" xmlns:am3d="http://schemas.microsoft.com/office/drawing/2017/model3d" xmlns:o="urn:schemas-microsoft-com:office:office" xmlns:oel="http://schemas.microsoft.com/office/2019/extlst" xmlns:r="http://schemas.openxmlformats.org/officeDocument/2006/relationships" xmlns:m="http://schemas.openxmlformats.org/officeDocument/2006/math" xmlns:v="urn:schemas-microsoft-com:vml" xmlns:wp14="http://schemas.microsoft.com/office/word/2010/wordprocessingDrawing" xmlns:wp="http://schemas.openxmlformats.org/drawingml/2006/wordprocessingDrawing" xmlns:w10="urn:schemas-microsoft-com:office:word" xmlns:w="http://schemas.openxmlformats.org/wordprocessingml/2006/main" xmlns:w14="http://schemas.microsoft.com/office/word/2010/wordml" xmlns:w15="http://schemas.microsoft.com/office/word/2012/wordml" xmlns:w16cex="http://schemas.microsoft.com/office/word/2018/wordml/cex" xmlns:w16cid="http://schemas.microsoft.com/office/word/2016/wordml/cid" xmlns:w16="http://schemas.microsoft.com/office/word/2018/wordml" xmlns:w16sdtdh="http://schemas.microsoft.com/office/word/2020/wordml/sdtdatahash" xmlns:w16se="http://schemas.microsoft.com/office/word/2015/wordml/symex" xmlns:wpg="http://schemas.microsoft.com/office/word/2010/wordprocessingGroup" xmlns:wpi="http://schemas.microsoft.com/office/word/2010/wordprocessingInk" xmlns:wne="http://schemas.microsoft.com/office/word/2006/wordml" xmlns:wps="http://schemas.microsoft.com/office/word/2010/wordprocessingShape" mc:Ignorable="w14 w15 w16se w16cid w16 w16cex w16sdtdh wp14">
   <w:tbl>
     <w:tblPr>
       <w:tblStyle w:val="Tabellenraster"/>
@@ -7644,7 +7743,7 @@
 </file>
 
 <file path=word/styles.xml><?xml version="1.0" encoding="utf-8"?>
-<w:styles xmlns:mc="http://schemas.openxmlformats.org/markup-compatibility/2006" xmlns:r="http://schemas.openxmlformats.org/officeDocument/2006/relationships" xmlns:w="http://schemas.openxmlformats.org/wordprocessingml/2006/main" xmlns:w14="http://schemas.microsoft.com/office/word/2010/wordml" xmlns:w15="http://schemas.microsoft.com/office/word/2012/wordml" xmlns:w16cex="http://schemas.microsoft.com/office/word/2018/wordml/cex" xmlns:w16cid="http://schemas.microsoft.com/office/word/2016/wordml/cid" xmlns:w16="http://schemas.microsoft.com/office/word/2018/wordml" xmlns:w16du="http://schemas.microsoft.com/office/word/2023/wordml/word16du" xmlns:w16sdtdh="http://schemas.microsoft.com/office/word/2020/wordml/sdtdatahash" xmlns:w16sdtfl="http://schemas.microsoft.com/office/word/2024/wordml/sdtformatlock" xmlns:w16se="http://schemas.microsoft.com/office/word/2015/wordml/symex" mc:Ignorable="w14 w15 w16se w16cid w16 w16cex w16sdtdh w16sdtfl w16du">
+<w:styles xmlns:mc="http://schemas.openxmlformats.org/markup-compatibility/2006" xmlns:r="http://schemas.openxmlformats.org/officeDocument/2006/relationships" xmlns:w="http://schemas.openxmlformats.org/wordprocessingml/2006/main" xmlns:w14="http://schemas.microsoft.com/office/word/2010/wordml" xmlns:w15="http://schemas.microsoft.com/office/word/2012/wordml" xmlns:w16cex="http://schemas.microsoft.com/office/word/2018/wordml/cex" xmlns:w16cid="http://schemas.microsoft.com/office/word/2016/wordml/cid" xmlns:w16="http://schemas.microsoft.com/office/word/2018/wordml" xmlns:w16sdtdh="http://schemas.microsoft.com/office/word/2020/wordml/sdtdatahash" xmlns:w16se="http://schemas.microsoft.com/office/word/2015/wordml/symex" mc:Ignorable="w14 w15 w16se w16cid w16 w16cex w16sdtdh">
   <w:docDefaults>
     <w:rPrDefault>
       <w:rPr>
@@ -8258,6 +8357,46 @@
       <w:u w:val="single"/>
     </w:rPr>
   </w:style>
+  <w:style w:type="paragraph" w:styleId="Funotentext">
+    <w:name w:val="footnote text"/>
+    <w:basedOn w:val="Standard"/>
+    <w:link w:val="FunotentextZchn"/>
+    <w:uiPriority w:val="99"/>
+    <w:semiHidden/>
+    <w:unhideWhenUsed/>
+    <w:rsid w:val="00037CFF"/>
+    <w:pPr>
+      <w:spacing w:line="240" w:lineRule="auto"/>
+    </w:pPr>
+    <w:rPr>
+      <w:sz w:val="20"/>
+      <w:szCs w:val="20"/>
+    </w:rPr>
+  </w:style>
+  <w:style w:type="character" w:customStyle="1" w:styleId="FunotentextZchn">
+    <w:name w:val="Fußnotentext Zchn"/>
+    <w:basedOn w:val="Absatz-Standardschriftart"/>
+    <w:link w:val="Funotentext"/>
+    <w:uiPriority w:val="99"/>
+    <w:semiHidden/>
+    <w:rsid w:val="00037CFF"/>
+    <w:rPr>
+      <w:rFonts w:ascii="Aptos" w:hAnsi="Aptos"/>
+      <w:sz w:val="20"/>
+      <w:szCs w:val="20"/>
+    </w:rPr>
+  </w:style>
+  <w:style w:type="character" w:styleId="Funotenzeichen">
+    <w:name w:val="footnote reference"/>
+    <w:basedOn w:val="Absatz-Standardschriftart"/>
+    <w:uiPriority w:val="99"/>
+    <w:semiHidden/>
+    <w:unhideWhenUsed/>
+    <w:rsid w:val="00037CFF"/>
+    <w:rPr>
+      <w:vertAlign w:val="superscript"/>
+    </w:rPr>
+  </w:style>
 </w:styles>
 </file>
 
